--- a/交寄大宗限時掛號及掛號函件執據存根2聯單_原始範本.docx
+++ b/交寄大宗限時掛號及掛號函件執據存根2聯單_原始範本.docx
@@ -94,12 +94,21 @@
                                 <w:sz w:val="20"/>
                               </w:rPr>
                             </w:pPr>
+                            <w:proofErr w:type="gramStart"/>
                             <w:r>
                               <w:rPr>
                                 <w:rFonts w:ascii="新細明體" w:hAnsi="新細明體" w:hint="eastAsia"/>
                                 <w:sz w:val="20"/>
                               </w:rPr>
-                              <w:t xml:space="preserve">收寄局碼    </w:t>
+                              <w:t>收寄局碼</w:t>
+                            </w:r>
+                            <w:proofErr w:type="gramEnd"/>
+                            <w:r>
+                              <w:rPr>
+                                <w:rFonts w:ascii="新細明體" w:hAnsi="新細明體" w:hint="eastAsia"/>
+                                <w:sz w:val="20"/>
+                              </w:rPr>
+                              <w:t xml:space="preserve">    </w:t>
                             </w:r>
                             <w:r>
                               <w:rPr>
@@ -121,7 +130,7 @@
                               <w:spacing w:line="280" w:lineRule="exact"/>
                               <w:ind w:firstLineChars="200" w:firstLine="480"/>
                               <w:rPr>
-                                <w:rFonts w:ascii="新細明體" w:hAnsi="新細明體" w:hint="eastAsia"/>
+                                <w:rFonts w:ascii="新細明體" w:hAnsi="新細明體"/>
                                 <w:szCs w:val="24"/>
                               </w:rPr>
                             </w:pPr>
@@ -374,7 +383,6 @@
                           <w:p>
                             <w:pPr>
                               <w:rPr>
-                                <w:rFonts w:hint="eastAsia"/>
                                 <w:sz w:val="18"/>
                               </w:rPr>
                             </w:pPr>
@@ -496,7 +504,6 @@
                           <w:p>
                             <w:pPr>
                               <w:rPr>
-                                <w:rFonts w:hint="eastAsia"/>
                                 <w:u w:val="single"/>
                               </w:rPr>
                             </w:pPr>
@@ -511,7 +518,6 @@
                           <w:p>
                             <w:pPr>
                               <w:rPr>
-                                <w:rFonts w:hint="eastAsia"/>
                                 <w:u w:val="single"/>
                               </w:rPr>
                             </w:pPr>
@@ -530,11 +536,6 @@
                             </w:r>
                           </w:p>
                           <w:p>
-                            <w:pPr>
-                              <w:rPr>
-                                <w:rFonts w:hint="eastAsia"/>
-                              </w:rPr>
-                            </w:pPr>
                             <w:r>
                               <w:rPr>
                                 <w:rFonts w:hint="eastAsia"/>
@@ -565,7 +566,6 @@
                           <w:p>
                             <w:pPr>
                               <w:rPr>
-                                <w:rFonts w:hint="eastAsia"/>
                                 <w:u w:val="single"/>
                               </w:rPr>
                             </w:pPr>
@@ -869,12 +869,6 @@
         <w:gridCol w:w="992"/>
       </w:tblGrid>
       <w:tr>
-        <w:tblPrEx>
-          <w:tblCellMar>
-            <w:top w:w="0" w:type="dxa"/>
-            <w:bottom w:w="0" w:type="dxa"/>
-          </w:tblCellMar>
-        </w:tblPrEx>
         <w:trPr>
           <w:cantSplit/>
           <w:trHeight w:val="350"/>
@@ -1145,12 +1139,6 @@
         </w:tc>
       </w:tr>
       <w:tr>
-        <w:tblPrEx>
-          <w:tblCellMar>
-            <w:top w:w="0" w:type="dxa"/>
-            <w:bottom w:w="0" w:type="dxa"/>
-          </w:tblCellMar>
-        </w:tblPrEx>
         <w:trPr>
           <w:cantSplit/>
           <w:trHeight w:val="350"/>
@@ -1292,12 +1280,6 @@
         </w:tc>
       </w:tr>
       <w:tr>
-        <w:tblPrEx>
-          <w:tblCellMar>
-            <w:top w:w="0" w:type="dxa"/>
-            <w:bottom w:w="0" w:type="dxa"/>
-          </w:tblCellMar>
-        </w:tblPrEx>
         <w:trPr>
           <w:trHeight w:val="440"/>
         </w:trPr>
@@ -1324,9 +1306,11 @@
         <w:tc>
           <w:tcPr>
             <w:tcW w:w="1440" w:type="dxa"/>
-          </w:tcPr>
-          <w:p>
-            <w:pPr>
+            <w:vAlign w:val="center"/>
+          </w:tcPr>
+          <w:p>
+            <w:pPr>
+              <w:jc w:val="center"/>
               <w:rPr>
                 <w:rFonts w:asciiTheme="minorEastAsia" w:eastAsiaTheme="minorEastAsia" w:hAnsiTheme="minorEastAsia"/>
               </w:rPr>
@@ -1336,9 +1320,11 @@
         <w:tc>
           <w:tcPr>
             <w:tcW w:w="1440" w:type="dxa"/>
-          </w:tcPr>
-          <w:p>
-            <w:pPr>
+            <w:vAlign w:val="center"/>
+          </w:tcPr>
+          <w:p>
+            <w:pPr>
+              <w:jc w:val="center"/>
               <w:rPr>
                 <w:rFonts w:asciiTheme="minorEastAsia" w:eastAsiaTheme="minorEastAsia" w:hAnsiTheme="minorEastAsia"/>
               </w:rPr>
@@ -1348,9 +1334,11 @@
         <w:tc>
           <w:tcPr>
             <w:tcW w:w="3480" w:type="dxa"/>
-          </w:tcPr>
-          <w:p>
-            <w:pPr>
+            <w:vAlign w:val="center"/>
+          </w:tcPr>
+          <w:p>
+            <w:pPr>
+              <w:jc w:val="both"/>
               <w:rPr>
                 <w:rFonts w:asciiTheme="minorEastAsia" w:eastAsiaTheme="minorEastAsia" w:hAnsiTheme="minorEastAsia"/>
               </w:rPr>
@@ -1360,9 +1348,11 @@
         <w:tc>
           <w:tcPr>
             <w:tcW w:w="520" w:type="dxa"/>
-          </w:tcPr>
-          <w:p>
-            <w:pPr>
+            <w:vAlign w:val="center"/>
+          </w:tcPr>
+          <w:p>
+            <w:pPr>
+              <w:jc w:val="both"/>
               <w:rPr>
                 <w:rFonts w:asciiTheme="minorEastAsia" w:eastAsiaTheme="minorEastAsia" w:hAnsiTheme="minorEastAsia"/>
               </w:rPr>
@@ -1372,9 +1362,11 @@
         <w:tc>
           <w:tcPr>
             <w:tcW w:w="520" w:type="dxa"/>
-          </w:tcPr>
-          <w:p>
-            <w:pPr>
+            <w:vAlign w:val="center"/>
+          </w:tcPr>
+          <w:p>
+            <w:pPr>
+              <w:jc w:val="both"/>
               <w:rPr>
                 <w:rFonts w:asciiTheme="minorEastAsia" w:eastAsiaTheme="minorEastAsia" w:hAnsiTheme="minorEastAsia"/>
               </w:rPr>
@@ -1384,9 +1376,11 @@
         <w:tc>
           <w:tcPr>
             <w:tcW w:w="767" w:type="dxa"/>
-          </w:tcPr>
-          <w:p>
-            <w:pPr>
+            <w:vAlign w:val="center"/>
+          </w:tcPr>
+          <w:p>
+            <w:pPr>
+              <w:jc w:val="both"/>
               <w:rPr>
                 <w:rFonts w:asciiTheme="minorEastAsia" w:eastAsiaTheme="minorEastAsia" w:hAnsiTheme="minorEastAsia"/>
               </w:rPr>
@@ -1396,9 +1390,11 @@
         <w:tc>
           <w:tcPr>
             <w:tcW w:w="851" w:type="dxa"/>
-          </w:tcPr>
-          <w:p>
-            <w:pPr>
+            <w:vAlign w:val="center"/>
+          </w:tcPr>
+          <w:p>
+            <w:pPr>
+              <w:jc w:val="both"/>
               <w:rPr>
                 <w:rFonts w:asciiTheme="minorEastAsia" w:eastAsiaTheme="minorEastAsia" w:hAnsiTheme="minorEastAsia"/>
               </w:rPr>
@@ -1408,9 +1404,11 @@
         <w:tc>
           <w:tcPr>
             <w:tcW w:w="992" w:type="dxa"/>
-          </w:tcPr>
-          <w:p>
-            <w:pPr>
+            <w:vAlign w:val="center"/>
+          </w:tcPr>
+          <w:p>
+            <w:pPr>
+              <w:jc w:val="both"/>
               <w:rPr>
                 <w:rFonts w:asciiTheme="minorEastAsia" w:eastAsiaTheme="minorEastAsia" w:hAnsiTheme="minorEastAsia"/>
               </w:rPr>
@@ -1419,12 +1417,6 @@
         </w:tc>
       </w:tr>
       <w:tr>
-        <w:tblPrEx>
-          <w:tblCellMar>
-            <w:top w:w="0" w:type="dxa"/>
-            <w:bottom w:w="0" w:type="dxa"/>
-          </w:tblCellMar>
-        </w:tblPrEx>
         <w:trPr>
           <w:trHeight w:val="440"/>
         </w:trPr>
@@ -1451,9 +1443,11 @@
         <w:tc>
           <w:tcPr>
             <w:tcW w:w="1440" w:type="dxa"/>
-          </w:tcPr>
-          <w:p>
-            <w:pPr>
+            <w:vAlign w:val="center"/>
+          </w:tcPr>
+          <w:p>
+            <w:pPr>
+              <w:jc w:val="center"/>
               <w:rPr>
                 <w:rFonts w:asciiTheme="minorEastAsia" w:eastAsiaTheme="minorEastAsia" w:hAnsiTheme="minorEastAsia"/>
               </w:rPr>
@@ -1463,9 +1457,11 @@
         <w:tc>
           <w:tcPr>
             <w:tcW w:w="1440" w:type="dxa"/>
-          </w:tcPr>
-          <w:p>
-            <w:pPr>
+            <w:vAlign w:val="center"/>
+          </w:tcPr>
+          <w:p>
+            <w:pPr>
+              <w:jc w:val="center"/>
               <w:rPr>
                 <w:rFonts w:asciiTheme="minorEastAsia" w:eastAsiaTheme="minorEastAsia" w:hAnsiTheme="minorEastAsia"/>
               </w:rPr>
@@ -1475,9 +1471,11 @@
         <w:tc>
           <w:tcPr>
             <w:tcW w:w="3480" w:type="dxa"/>
-          </w:tcPr>
-          <w:p>
-            <w:pPr>
+            <w:vAlign w:val="center"/>
+          </w:tcPr>
+          <w:p>
+            <w:pPr>
+              <w:jc w:val="both"/>
               <w:rPr>
                 <w:rFonts w:asciiTheme="minorEastAsia" w:eastAsiaTheme="minorEastAsia" w:hAnsiTheme="minorEastAsia"/>
               </w:rPr>
@@ -1487,9 +1485,11 @@
         <w:tc>
           <w:tcPr>
             <w:tcW w:w="520" w:type="dxa"/>
-          </w:tcPr>
-          <w:p>
-            <w:pPr>
+            <w:vAlign w:val="center"/>
+          </w:tcPr>
+          <w:p>
+            <w:pPr>
+              <w:jc w:val="both"/>
               <w:rPr>
                 <w:rFonts w:asciiTheme="minorEastAsia" w:eastAsiaTheme="minorEastAsia" w:hAnsiTheme="minorEastAsia"/>
               </w:rPr>
@@ -1499,9 +1499,11 @@
         <w:tc>
           <w:tcPr>
             <w:tcW w:w="520" w:type="dxa"/>
-          </w:tcPr>
-          <w:p>
-            <w:pPr>
+            <w:vAlign w:val="center"/>
+          </w:tcPr>
+          <w:p>
+            <w:pPr>
+              <w:jc w:val="both"/>
               <w:rPr>
                 <w:rFonts w:asciiTheme="minorEastAsia" w:eastAsiaTheme="minorEastAsia" w:hAnsiTheme="minorEastAsia"/>
               </w:rPr>
@@ -1511,9 +1513,11 @@
         <w:tc>
           <w:tcPr>
             <w:tcW w:w="767" w:type="dxa"/>
-          </w:tcPr>
-          <w:p>
-            <w:pPr>
+            <w:vAlign w:val="center"/>
+          </w:tcPr>
+          <w:p>
+            <w:pPr>
+              <w:jc w:val="both"/>
               <w:rPr>
                 <w:rFonts w:asciiTheme="minorEastAsia" w:eastAsiaTheme="minorEastAsia" w:hAnsiTheme="minorEastAsia"/>
               </w:rPr>
@@ -1523,9 +1527,11 @@
         <w:tc>
           <w:tcPr>
             <w:tcW w:w="851" w:type="dxa"/>
-          </w:tcPr>
-          <w:p>
-            <w:pPr>
+            <w:vAlign w:val="center"/>
+          </w:tcPr>
+          <w:p>
+            <w:pPr>
+              <w:jc w:val="both"/>
               <w:rPr>
                 <w:rFonts w:asciiTheme="minorEastAsia" w:eastAsiaTheme="minorEastAsia" w:hAnsiTheme="minorEastAsia"/>
               </w:rPr>
@@ -1535,9 +1541,11 @@
         <w:tc>
           <w:tcPr>
             <w:tcW w:w="992" w:type="dxa"/>
-          </w:tcPr>
-          <w:p>
-            <w:pPr>
+            <w:vAlign w:val="center"/>
+          </w:tcPr>
+          <w:p>
+            <w:pPr>
+              <w:jc w:val="both"/>
               <w:rPr>
                 <w:rFonts w:asciiTheme="minorEastAsia" w:eastAsiaTheme="minorEastAsia" w:hAnsiTheme="minorEastAsia"/>
               </w:rPr>
@@ -1546,12 +1554,6 @@
         </w:tc>
       </w:tr>
       <w:tr>
-        <w:tblPrEx>
-          <w:tblCellMar>
-            <w:top w:w="0" w:type="dxa"/>
-            <w:bottom w:w="0" w:type="dxa"/>
-          </w:tblCellMar>
-        </w:tblPrEx>
         <w:trPr>
           <w:trHeight w:val="440"/>
         </w:trPr>
@@ -1578,9 +1580,11 @@
         <w:tc>
           <w:tcPr>
             <w:tcW w:w="1440" w:type="dxa"/>
-          </w:tcPr>
-          <w:p>
-            <w:pPr>
+            <w:vAlign w:val="center"/>
+          </w:tcPr>
+          <w:p>
+            <w:pPr>
+              <w:jc w:val="center"/>
               <w:rPr>
                 <w:rFonts w:asciiTheme="minorEastAsia" w:eastAsiaTheme="minorEastAsia" w:hAnsiTheme="minorEastAsia"/>
               </w:rPr>
@@ -1590,9 +1594,11 @@
         <w:tc>
           <w:tcPr>
             <w:tcW w:w="1440" w:type="dxa"/>
-          </w:tcPr>
-          <w:p>
-            <w:pPr>
+            <w:vAlign w:val="center"/>
+          </w:tcPr>
+          <w:p>
+            <w:pPr>
+              <w:jc w:val="center"/>
               <w:rPr>
                 <w:rFonts w:asciiTheme="minorEastAsia" w:eastAsiaTheme="minorEastAsia" w:hAnsiTheme="minorEastAsia"/>
               </w:rPr>
@@ -1602,9 +1608,11 @@
         <w:tc>
           <w:tcPr>
             <w:tcW w:w="3480" w:type="dxa"/>
-          </w:tcPr>
-          <w:p>
-            <w:pPr>
+            <w:vAlign w:val="center"/>
+          </w:tcPr>
+          <w:p>
+            <w:pPr>
+              <w:jc w:val="both"/>
               <w:rPr>
                 <w:rFonts w:asciiTheme="minorEastAsia" w:eastAsiaTheme="minorEastAsia" w:hAnsiTheme="minorEastAsia"/>
               </w:rPr>
@@ -1614,9 +1622,11 @@
         <w:tc>
           <w:tcPr>
             <w:tcW w:w="520" w:type="dxa"/>
-          </w:tcPr>
-          <w:p>
-            <w:pPr>
+            <w:vAlign w:val="center"/>
+          </w:tcPr>
+          <w:p>
+            <w:pPr>
+              <w:jc w:val="both"/>
               <w:rPr>
                 <w:rFonts w:asciiTheme="minorEastAsia" w:eastAsiaTheme="minorEastAsia" w:hAnsiTheme="minorEastAsia"/>
               </w:rPr>
@@ -1626,9 +1636,11 @@
         <w:tc>
           <w:tcPr>
             <w:tcW w:w="520" w:type="dxa"/>
-          </w:tcPr>
-          <w:p>
-            <w:pPr>
+            <w:vAlign w:val="center"/>
+          </w:tcPr>
+          <w:p>
+            <w:pPr>
+              <w:jc w:val="both"/>
               <w:rPr>
                 <w:rFonts w:asciiTheme="minorEastAsia" w:eastAsiaTheme="minorEastAsia" w:hAnsiTheme="minorEastAsia"/>
               </w:rPr>
@@ -1638,9 +1650,11 @@
         <w:tc>
           <w:tcPr>
             <w:tcW w:w="767" w:type="dxa"/>
-          </w:tcPr>
-          <w:p>
-            <w:pPr>
+            <w:vAlign w:val="center"/>
+          </w:tcPr>
+          <w:p>
+            <w:pPr>
+              <w:jc w:val="both"/>
               <w:rPr>
                 <w:rFonts w:asciiTheme="minorEastAsia" w:eastAsiaTheme="minorEastAsia" w:hAnsiTheme="minorEastAsia"/>
               </w:rPr>
@@ -1650,9 +1664,11 @@
         <w:tc>
           <w:tcPr>
             <w:tcW w:w="851" w:type="dxa"/>
-          </w:tcPr>
-          <w:p>
-            <w:pPr>
+            <w:vAlign w:val="center"/>
+          </w:tcPr>
+          <w:p>
+            <w:pPr>
+              <w:jc w:val="both"/>
               <w:rPr>
                 <w:rFonts w:asciiTheme="minorEastAsia" w:eastAsiaTheme="minorEastAsia" w:hAnsiTheme="minorEastAsia"/>
               </w:rPr>
@@ -1662,9 +1678,11 @@
         <w:tc>
           <w:tcPr>
             <w:tcW w:w="992" w:type="dxa"/>
-          </w:tcPr>
-          <w:p>
-            <w:pPr>
+            <w:vAlign w:val="center"/>
+          </w:tcPr>
+          <w:p>
+            <w:pPr>
+              <w:jc w:val="both"/>
               <w:rPr>
                 <w:rFonts w:asciiTheme="minorEastAsia" w:eastAsiaTheme="minorEastAsia" w:hAnsiTheme="minorEastAsia"/>
               </w:rPr>
@@ -1673,12 +1691,6 @@
         </w:tc>
       </w:tr>
       <w:tr>
-        <w:tblPrEx>
-          <w:tblCellMar>
-            <w:top w:w="0" w:type="dxa"/>
-            <w:bottom w:w="0" w:type="dxa"/>
-          </w:tblCellMar>
-        </w:tblPrEx>
         <w:trPr>
           <w:trHeight w:val="440"/>
         </w:trPr>
@@ -1705,9 +1717,11 @@
         <w:tc>
           <w:tcPr>
             <w:tcW w:w="1440" w:type="dxa"/>
-          </w:tcPr>
-          <w:p>
-            <w:pPr>
+            <w:vAlign w:val="center"/>
+          </w:tcPr>
+          <w:p>
+            <w:pPr>
+              <w:jc w:val="center"/>
               <w:rPr>
                 <w:rFonts w:asciiTheme="minorEastAsia" w:eastAsiaTheme="minorEastAsia" w:hAnsiTheme="minorEastAsia"/>
               </w:rPr>
@@ -1717,9 +1731,11 @@
         <w:tc>
           <w:tcPr>
             <w:tcW w:w="1440" w:type="dxa"/>
-          </w:tcPr>
-          <w:p>
-            <w:pPr>
+            <w:vAlign w:val="center"/>
+          </w:tcPr>
+          <w:p>
+            <w:pPr>
+              <w:jc w:val="center"/>
               <w:rPr>
                 <w:rFonts w:asciiTheme="minorEastAsia" w:eastAsiaTheme="minorEastAsia" w:hAnsiTheme="minorEastAsia"/>
               </w:rPr>
@@ -1729,9 +1745,11 @@
         <w:tc>
           <w:tcPr>
             <w:tcW w:w="3480" w:type="dxa"/>
-          </w:tcPr>
-          <w:p>
-            <w:pPr>
+            <w:vAlign w:val="center"/>
+          </w:tcPr>
+          <w:p>
+            <w:pPr>
+              <w:jc w:val="both"/>
               <w:rPr>
                 <w:rFonts w:asciiTheme="minorEastAsia" w:eastAsiaTheme="minorEastAsia" w:hAnsiTheme="minorEastAsia"/>
               </w:rPr>
@@ -1741,9 +1759,11 @@
         <w:tc>
           <w:tcPr>
             <w:tcW w:w="520" w:type="dxa"/>
-          </w:tcPr>
-          <w:p>
-            <w:pPr>
+            <w:vAlign w:val="center"/>
+          </w:tcPr>
+          <w:p>
+            <w:pPr>
+              <w:jc w:val="both"/>
               <w:rPr>
                 <w:rFonts w:asciiTheme="minorEastAsia" w:eastAsiaTheme="minorEastAsia" w:hAnsiTheme="minorEastAsia"/>
               </w:rPr>
@@ -1753,9 +1773,11 @@
         <w:tc>
           <w:tcPr>
             <w:tcW w:w="520" w:type="dxa"/>
-          </w:tcPr>
-          <w:p>
-            <w:pPr>
+            <w:vAlign w:val="center"/>
+          </w:tcPr>
+          <w:p>
+            <w:pPr>
+              <w:jc w:val="both"/>
               <w:rPr>
                 <w:rFonts w:asciiTheme="minorEastAsia" w:eastAsiaTheme="minorEastAsia" w:hAnsiTheme="minorEastAsia"/>
               </w:rPr>
@@ -1765,9 +1787,11 @@
         <w:tc>
           <w:tcPr>
             <w:tcW w:w="767" w:type="dxa"/>
-          </w:tcPr>
-          <w:p>
-            <w:pPr>
+            <w:vAlign w:val="center"/>
+          </w:tcPr>
+          <w:p>
+            <w:pPr>
+              <w:jc w:val="both"/>
               <w:rPr>
                 <w:rFonts w:asciiTheme="minorEastAsia" w:eastAsiaTheme="minorEastAsia" w:hAnsiTheme="minorEastAsia"/>
               </w:rPr>
@@ -1777,9 +1801,11 @@
         <w:tc>
           <w:tcPr>
             <w:tcW w:w="851" w:type="dxa"/>
-          </w:tcPr>
-          <w:p>
-            <w:pPr>
+            <w:vAlign w:val="center"/>
+          </w:tcPr>
+          <w:p>
+            <w:pPr>
+              <w:jc w:val="both"/>
               <w:rPr>
                 <w:rFonts w:asciiTheme="minorEastAsia" w:eastAsiaTheme="minorEastAsia" w:hAnsiTheme="minorEastAsia"/>
               </w:rPr>
@@ -1789,9 +1815,11 @@
         <w:tc>
           <w:tcPr>
             <w:tcW w:w="992" w:type="dxa"/>
-          </w:tcPr>
-          <w:p>
-            <w:pPr>
+            <w:vAlign w:val="center"/>
+          </w:tcPr>
+          <w:p>
+            <w:pPr>
+              <w:jc w:val="both"/>
               <w:rPr>
                 <w:rFonts w:asciiTheme="minorEastAsia" w:eastAsiaTheme="minorEastAsia" w:hAnsiTheme="minorEastAsia"/>
               </w:rPr>
@@ -1800,12 +1828,6 @@
         </w:tc>
       </w:tr>
       <w:tr>
-        <w:tblPrEx>
-          <w:tblCellMar>
-            <w:top w:w="0" w:type="dxa"/>
-            <w:bottom w:w="0" w:type="dxa"/>
-          </w:tblCellMar>
-        </w:tblPrEx>
         <w:trPr>
           <w:trHeight w:val="440"/>
         </w:trPr>
@@ -1832,9 +1854,11 @@
         <w:tc>
           <w:tcPr>
             <w:tcW w:w="1440" w:type="dxa"/>
-          </w:tcPr>
-          <w:p>
-            <w:pPr>
+            <w:vAlign w:val="center"/>
+          </w:tcPr>
+          <w:p>
+            <w:pPr>
+              <w:jc w:val="center"/>
               <w:rPr>
                 <w:rFonts w:asciiTheme="minorEastAsia" w:eastAsiaTheme="minorEastAsia" w:hAnsiTheme="minorEastAsia"/>
               </w:rPr>
@@ -1844,9 +1868,11 @@
         <w:tc>
           <w:tcPr>
             <w:tcW w:w="1440" w:type="dxa"/>
-          </w:tcPr>
-          <w:p>
-            <w:pPr>
+            <w:vAlign w:val="center"/>
+          </w:tcPr>
+          <w:p>
+            <w:pPr>
+              <w:jc w:val="center"/>
               <w:rPr>
                 <w:rFonts w:asciiTheme="minorEastAsia" w:eastAsiaTheme="minorEastAsia" w:hAnsiTheme="minorEastAsia"/>
               </w:rPr>
@@ -1856,9 +1882,11 @@
         <w:tc>
           <w:tcPr>
             <w:tcW w:w="3480" w:type="dxa"/>
-          </w:tcPr>
-          <w:p>
-            <w:pPr>
+            <w:vAlign w:val="center"/>
+          </w:tcPr>
+          <w:p>
+            <w:pPr>
+              <w:jc w:val="both"/>
               <w:rPr>
                 <w:rFonts w:asciiTheme="minorEastAsia" w:eastAsiaTheme="minorEastAsia" w:hAnsiTheme="minorEastAsia"/>
               </w:rPr>
@@ -1868,9 +1896,11 @@
         <w:tc>
           <w:tcPr>
             <w:tcW w:w="520" w:type="dxa"/>
-          </w:tcPr>
-          <w:p>
-            <w:pPr>
+            <w:vAlign w:val="center"/>
+          </w:tcPr>
+          <w:p>
+            <w:pPr>
+              <w:jc w:val="both"/>
               <w:rPr>
                 <w:rFonts w:asciiTheme="minorEastAsia" w:eastAsiaTheme="minorEastAsia" w:hAnsiTheme="minorEastAsia"/>
               </w:rPr>
@@ -1880,9 +1910,11 @@
         <w:tc>
           <w:tcPr>
             <w:tcW w:w="520" w:type="dxa"/>
-          </w:tcPr>
-          <w:p>
-            <w:pPr>
+            <w:vAlign w:val="center"/>
+          </w:tcPr>
+          <w:p>
+            <w:pPr>
+              <w:jc w:val="both"/>
               <w:rPr>
                 <w:rFonts w:asciiTheme="minorEastAsia" w:eastAsiaTheme="minorEastAsia" w:hAnsiTheme="minorEastAsia"/>
               </w:rPr>
@@ -1892,9 +1924,11 @@
         <w:tc>
           <w:tcPr>
             <w:tcW w:w="767" w:type="dxa"/>
-          </w:tcPr>
-          <w:p>
-            <w:pPr>
+            <w:vAlign w:val="center"/>
+          </w:tcPr>
+          <w:p>
+            <w:pPr>
+              <w:jc w:val="both"/>
               <w:rPr>
                 <w:rFonts w:asciiTheme="minorEastAsia" w:eastAsiaTheme="minorEastAsia" w:hAnsiTheme="minorEastAsia"/>
               </w:rPr>
@@ -1904,9 +1938,11 @@
         <w:tc>
           <w:tcPr>
             <w:tcW w:w="851" w:type="dxa"/>
-          </w:tcPr>
-          <w:p>
-            <w:pPr>
+            <w:vAlign w:val="center"/>
+          </w:tcPr>
+          <w:p>
+            <w:pPr>
+              <w:jc w:val="both"/>
               <w:rPr>
                 <w:rFonts w:asciiTheme="minorEastAsia" w:eastAsiaTheme="minorEastAsia" w:hAnsiTheme="minorEastAsia"/>
               </w:rPr>
@@ -1916,9 +1952,11 @@
         <w:tc>
           <w:tcPr>
             <w:tcW w:w="992" w:type="dxa"/>
-          </w:tcPr>
-          <w:p>
-            <w:pPr>
+            <w:vAlign w:val="center"/>
+          </w:tcPr>
+          <w:p>
+            <w:pPr>
+              <w:jc w:val="both"/>
               <w:rPr>
                 <w:rFonts w:asciiTheme="minorEastAsia" w:eastAsiaTheme="minorEastAsia" w:hAnsiTheme="minorEastAsia"/>
               </w:rPr>
@@ -1927,12 +1965,6 @@
         </w:tc>
       </w:tr>
       <w:tr>
-        <w:tblPrEx>
-          <w:tblCellMar>
-            <w:top w:w="0" w:type="dxa"/>
-            <w:bottom w:w="0" w:type="dxa"/>
-          </w:tblCellMar>
-        </w:tblPrEx>
         <w:trPr>
           <w:trHeight w:val="440"/>
         </w:trPr>
@@ -1959,9 +1991,11 @@
         <w:tc>
           <w:tcPr>
             <w:tcW w:w="1440" w:type="dxa"/>
-          </w:tcPr>
-          <w:p>
-            <w:pPr>
+            <w:vAlign w:val="center"/>
+          </w:tcPr>
+          <w:p>
+            <w:pPr>
+              <w:jc w:val="center"/>
               <w:rPr>
                 <w:rFonts w:asciiTheme="minorEastAsia" w:eastAsiaTheme="minorEastAsia" w:hAnsiTheme="minorEastAsia"/>
               </w:rPr>
@@ -1971,9 +2005,11 @@
         <w:tc>
           <w:tcPr>
             <w:tcW w:w="1440" w:type="dxa"/>
-          </w:tcPr>
-          <w:p>
-            <w:pPr>
+            <w:vAlign w:val="center"/>
+          </w:tcPr>
+          <w:p>
+            <w:pPr>
+              <w:jc w:val="center"/>
               <w:rPr>
                 <w:rFonts w:asciiTheme="minorEastAsia" w:eastAsiaTheme="minorEastAsia" w:hAnsiTheme="minorEastAsia"/>
               </w:rPr>
@@ -1983,9 +2019,11 @@
         <w:tc>
           <w:tcPr>
             <w:tcW w:w="3480" w:type="dxa"/>
-          </w:tcPr>
-          <w:p>
-            <w:pPr>
+            <w:vAlign w:val="center"/>
+          </w:tcPr>
+          <w:p>
+            <w:pPr>
+              <w:jc w:val="both"/>
               <w:rPr>
                 <w:rFonts w:asciiTheme="minorEastAsia" w:eastAsiaTheme="minorEastAsia" w:hAnsiTheme="minorEastAsia"/>
               </w:rPr>
@@ -1995,9 +2033,11 @@
         <w:tc>
           <w:tcPr>
             <w:tcW w:w="520" w:type="dxa"/>
-          </w:tcPr>
-          <w:p>
-            <w:pPr>
+            <w:vAlign w:val="center"/>
+          </w:tcPr>
+          <w:p>
+            <w:pPr>
+              <w:jc w:val="both"/>
               <w:rPr>
                 <w:rFonts w:asciiTheme="minorEastAsia" w:eastAsiaTheme="minorEastAsia" w:hAnsiTheme="minorEastAsia"/>
               </w:rPr>
@@ -2007,9 +2047,11 @@
         <w:tc>
           <w:tcPr>
             <w:tcW w:w="520" w:type="dxa"/>
-          </w:tcPr>
-          <w:p>
-            <w:pPr>
+            <w:vAlign w:val="center"/>
+          </w:tcPr>
+          <w:p>
+            <w:pPr>
+              <w:jc w:val="both"/>
               <w:rPr>
                 <w:rFonts w:asciiTheme="minorEastAsia" w:eastAsiaTheme="minorEastAsia" w:hAnsiTheme="minorEastAsia"/>
               </w:rPr>
@@ -2019,9 +2061,11 @@
         <w:tc>
           <w:tcPr>
             <w:tcW w:w="767" w:type="dxa"/>
-          </w:tcPr>
-          <w:p>
-            <w:pPr>
+            <w:vAlign w:val="center"/>
+          </w:tcPr>
+          <w:p>
+            <w:pPr>
+              <w:jc w:val="both"/>
               <w:rPr>
                 <w:rFonts w:asciiTheme="minorEastAsia" w:eastAsiaTheme="minorEastAsia" w:hAnsiTheme="minorEastAsia"/>
               </w:rPr>
@@ -2031,9 +2075,11 @@
         <w:tc>
           <w:tcPr>
             <w:tcW w:w="851" w:type="dxa"/>
-          </w:tcPr>
-          <w:p>
-            <w:pPr>
+            <w:vAlign w:val="center"/>
+          </w:tcPr>
+          <w:p>
+            <w:pPr>
+              <w:jc w:val="both"/>
               <w:rPr>
                 <w:rFonts w:asciiTheme="minorEastAsia" w:eastAsiaTheme="minorEastAsia" w:hAnsiTheme="minorEastAsia"/>
               </w:rPr>
@@ -2043,9 +2089,11 @@
         <w:tc>
           <w:tcPr>
             <w:tcW w:w="992" w:type="dxa"/>
-          </w:tcPr>
-          <w:p>
-            <w:pPr>
+            <w:vAlign w:val="center"/>
+          </w:tcPr>
+          <w:p>
+            <w:pPr>
+              <w:jc w:val="both"/>
               <w:rPr>
                 <w:rFonts w:asciiTheme="minorEastAsia" w:eastAsiaTheme="minorEastAsia" w:hAnsiTheme="minorEastAsia"/>
               </w:rPr>
@@ -2054,12 +2102,6 @@
         </w:tc>
       </w:tr>
       <w:tr>
-        <w:tblPrEx>
-          <w:tblCellMar>
-            <w:top w:w="0" w:type="dxa"/>
-            <w:bottom w:w="0" w:type="dxa"/>
-          </w:tblCellMar>
-        </w:tblPrEx>
         <w:trPr>
           <w:trHeight w:val="440"/>
         </w:trPr>
@@ -2086,9 +2128,11 @@
         <w:tc>
           <w:tcPr>
             <w:tcW w:w="1440" w:type="dxa"/>
-          </w:tcPr>
-          <w:p>
-            <w:pPr>
+            <w:vAlign w:val="center"/>
+          </w:tcPr>
+          <w:p>
+            <w:pPr>
+              <w:jc w:val="center"/>
               <w:rPr>
                 <w:rFonts w:asciiTheme="minorEastAsia" w:eastAsiaTheme="minorEastAsia" w:hAnsiTheme="minorEastAsia"/>
               </w:rPr>
@@ -2098,9 +2142,11 @@
         <w:tc>
           <w:tcPr>
             <w:tcW w:w="1440" w:type="dxa"/>
-          </w:tcPr>
-          <w:p>
-            <w:pPr>
+            <w:vAlign w:val="center"/>
+          </w:tcPr>
+          <w:p>
+            <w:pPr>
+              <w:jc w:val="center"/>
               <w:rPr>
                 <w:rFonts w:asciiTheme="minorEastAsia" w:eastAsiaTheme="minorEastAsia" w:hAnsiTheme="minorEastAsia"/>
               </w:rPr>
@@ -2110,9 +2156,11 @@
         <w:tc>
           <w:tcPr>
             <w:tcW w:w="3480" w:type="dxa"/>
-          </w:tcPr>
-          <w:p>
-            <w:pPr>
+            <w:vAlign w:val="center"/>
+          </w:tcPr>
+          <w:p>
+            <w:pPr>
+              <w:jc w:val="both"/>
               <w:rPr>
                 <w:rFonts w:asciiTheme="minorEastAsia" w:eastAsiaTheme="minorEastAsia" w:hAnsiTheme="minorEastAsia"/>
               </w:rPr>
@@ -2122,9 +2170,11 @@
         <w:tc>
           <w:tcPr>
             <w:tcW w:w="520" w:type="dxa"/>
-          </w:tcPr>
-          <w:p>
-            <w:pPr>
+            <w:vAlign w:val="center"/>
+          </w:tcPr>
+          <w:p>
+            <w:pPr>
+              <w:jc w:val="both"/>
               <w:rPr>
                 <w:rFonts w:asciiTheme="minorEastAsia" w:eastAsiaTheme="minorEastAsia" w:hAnsiTheme="minorEastAsia"/>
               </w:rPr>
@@ -2134,9 +2184,11 @@
         <w:tc>
           <w:tcPr>
             <w:tcW w:w="520" w:type="dxa"/>
-          </w:tcPr>
-          <w:p>
-            <w:pPr>
+            <w:vAlign w:val="center"/>
+          </w:tcPr>
+          <w:p>
+            <w:pPr>
+              <w:jc w:val="both"/>
               <w:rPr>
                 <w:rFonts w:asciiTheme="minorEastAsia" w:eastAsiaTheme="minorEastAsia" w:hAnsiTheme="minorEastAsia"/>
               </w:rPr>
@@ -2146,9 +2198,11 @@
         <w:tc>
           <w:tcPr>
             <w:tcW w:w="767" w:type="dxa"/>
-          </w:tcPr>
-          <w:p>
-            <w:pPr>
+            <w:vAlign w:val="center"/>
+          </w:tcPr>
+          <w:p>
+            <w:pPr>
+              <w:jc w:val="both"/>
               <w:rPr>
                 <w:rFonts w:asciiTheme="minorEastAsia" w:eastAsiaTheme="minorEastAsia" w:hAnsiTheme="minorEastAsia"/>
               </w:rPr>
@@ -2158,9 +2212,11 @@
         <w:tc>
           <w:tcPr>
             <w:tcW w:w="851" w:type="dxa"/>
-          </w:tcPr>
-          <w:p>
-            <w:pPr>
+            <w:vAlign w:val="center"/>
+          </w:tcPr>
+          <w:p>
+            <w:pPr>
+              <w:jc w:val="both"/>
               <w:rPr>
                 <w:rFonts w:asciiTheme="minorEastAsia" w:eastAsiaTheme="minorEastAsia" w:hAnsiTheme="minorEastAsia"/>
               </w:rPr>
@@ -2170,9 +2226,11 @@
         <w:tc>
           <w:tcPr>
             <w:tcW w:w="992" w:type="dxa"/>
-          </w:tcPr>
-          <w:p>
-            <w:pPr>
+            <w:vAlign w:val="center"/>
+          </w:tcPr>
+          <w:p>
+            <w:pPr>
+              <w:jc w:val="both"/>
               <w:rPr>
                 <w:rFonts w:asciiTheme="minorEastAsia" w:eastAsiaTheme="minorEastAsia" w:hAnsiTheme="minorEastAsia"/>
               </w:rPr>
@@ -2181,12 +2239,6 @@
         </w:tc>
       </w:tr>
       <w:tr>
-        <w:tblPrEx>
-          <w:tblCellMar>
-            <w:top w:w="0" w:type="dxa"/>
-            <w:bottom w:w="0" w:type="dxa"/>
-          </w:tblCellMar>
-        </w:tblPrEx>
         <w:trPr>
           <w:trHeight w:val="440"/>
         </w:trPr>
@@ -2213,9 +2265,11 @@
         <w:tc>
           <w:tcPr>
             <w:tcW w:w="1440" w:type="dxa"/>
-          </w:tcPr>
-          <w:p>
-            <w:pPr>
+            <w:vAlign w:val="center"/>
+          </w:tcPr>
+          <w:p>
+            <w:pPr>
+              <w:jc w:val="center"/>
               <w:rPr>
                 <w:rFonts w:asciiTheme="minorEastAsia" w:eastAsiaTheme="minorEastAsia" w:hAnsiTheme="minorEastAsia"/>
               </w:rPr>
@@ -2225,9 +2279,11 @@
         <w:tc>
           <w:tcPr>
             <w:tcW w:w="1440" w:type="dxa"/>
-          </w:tcPr>
-          <w:p>
-            <w:pPr>
+            <w:vAlign w:val="center"/>
+          </w:tcPr>
+          <w:p>
+            <w:pPr>
+              <w:jc w:val="center"/>
               <w:rPr>
                 <w:rFonts w:asciiTheme="minorEastAsia" w:eastAsiaTheme="minorEastAsia" w:hAnsiTheme="minorEastAsia"/>
               </w:rPr>
@@ -2237,9 +2293,11 @@
         <w:tc>
           <w:tcPr>
             <w:tcW w:w="3480" w:type="dxa"/>
-          </w:tcPr>
-          <w:p>
-            <w:pPr>
+            <w:vAlign w:val="center"/>
+          </w:tcPr>
+          <w:p>
+            <w:pPr>
+              <w:jc w:val="both"/>
               <w:rPr>
                 <w:rFonts w:asciiTheme="minorEastAsia" w:eastAsiaTheme="minorEastAsia" w:hAnsiTheme="minorEastAsia"/>
               </w:rPr>
@@ -2249,9 +2307,11 @@
         <w:tc>
           <w:tcPr>
             <w:tcW w:w="520" w:type="dxa"/>
-          </w:tcPr>
-          <w:p>
-            <w:pPr>
+            <w:vAlign w:val="center"/>
+          </w:tcPr>
+          <w:p>
+            <w:pPr>
+              <w:jc w:val="both"/>
               <w:rPr>
                 <w:rFonts w:asciiTheme="minorEastAsia" w:eastAsiaTheme="minorEastAsia" w:hAnsiTheme="minorEastAsia"/>
               </w:rPr>
@@ -2261,9 +2321,11 @@
         <w:tc>
           <w:tcPr>
             <w:tcW w:w="520" w:type="dxa"/>
-          </w:tcPr>
-          <w:p>
-            <w:pPr>
+            <w:vAlign w:val="center"/>
+          </w:tcPr>
+          <w:p>
+            <w:pPr>
+              <w:jc w:val="both"/>
               <w:rPr>
                 <w:rFonts w:asciiTheme="minorEastAsia" w:eastAsiaTheme="minorEastAsia" w:hAnsiTheme="minorEastAsia"/>
               </w:rPr>
@@ -2273,9 +2335,11 @@
         <w:tc>
           <w:tcPr>
             <w:tcW w:w="767" w:type="dxa"/>
-          </w:tcPr>
-          <w:p>
-            <w:pPr>
+            <w:vAlign w:val="center"/>
+          </w:tcPr>
+          <w:p>
+            <w:pPr>
+              <w:jc w:val="both"/>
               <w:rPr>
                 <w:rFonts w:asciiTheme="minorEastAsia" w:eastAsiaTheme="minorEastAsia" w:hAnsiTheme="minorEastAsia"/>
               </w:rPr>
@@ -2285,9 +2349,11 @@
         <w:tc>
           <w:tcPr>
             <w:tcW w:w="851" w:type="dxa"/>
-          </w:tcPr>
-          <w:p>
-            <w:pPr>
+            <w:vAlign w:val="center"/>
+          </w:tcPr>
+          <w:p>
+            <w:pPr>
+              <w:jc w:val="both"/>
               <w:rPr>
                 <w:rFonts w:asciiTheme="minorEastAsia" w:eastAsiaTheme="minorEastAsia" w:hAnsiTheme="minorEastAsia"/>
               </w:rPr>
@@ -2297,9 +2363,11 @@
         <w:tc>
           <w:tcPr>
             <w:tcW w:w="992" w:type="dxa"/>
-          </w:tcPr>
-          <w:p>
-            <w:pPr>
+            <w:vAlign w:val="center"/>
+          </w:tcPr>
+          <w:p>
+            <w:pPr>
+              <w:jc w:val="both"/>
               <w:rPr>
                 <w:rFonts w:asciiTheme="minorEastAsia" w:eastAsiaTheme="minorEastAsia" w:hAnsiTheme="minorEastAsia"/>
               </w:rPr>
@@ -2308,12 +2376,6 @@
         </w:tc>
       </w:tr>
       <w:tr>
-        <w:tblPrEx>
-          <w:tblCellMar>
-            <w:top w:w="0" w:type="dxa"/>
-            <w:bottom w:w="0" w:type="dxa"/>
-          </w:tblCellMar>
-        </w:tblPrEx>
         <w:trPr>
           <w:trHeight w:val="440"/>
         </w:trPr>
@@ -2340,9 +2402,11 @@
         <w:tc>
           <w:tcPr>
             <w:tcW w:w="1440" w:type="dxa"/>
-          </w:tcPr>
-          <w:p>
-            <w:pPr>
+            <w:vAlign w:val="center"/>
+          </w:tcPr>
+          <w:p>
+            <w:pPr>
+              <w:jc w:val="center"/>
               <w:rPr>
                 <w:rFonts w:asciiTheme="minorEastAsia" w:eastAsiaTheme="minorEastAsia" w:hAnsiTheme="minorEastAsia"/>
               </w:rPr>
@@ -2352,9 +2416,11 @@
         <w:tc>
           <w:tcPr>
             <w:tcW w:w="1440" w:type="dxa"/>
-          </w:tcPr>
-          <w:p>
-            <w:pPr>
+            <w:vAlign w:val="center"/>
+          </w:tcPr>
+          <w:p>
+            <w:pPr>
+              <w:jc w:val="center"/>
               <w:rPr>
                 <w:rFonts w:asciiTheme="minorEastAsia" w:eastAsiaTheme="minorEastAsia" w:hAnsiTheme="minorEastAsia"/>
               </w:rPr>
@@ -2364,9 +2430,11 @@
         <w:tc>
           <w:tcPr>
             <w:tcW w:w="3480" w:type="dxa"/>
-          </w:tcPr>
-          <w:p>
-            <w:pPr>
+            <w:vAlign w:val="center"/>
+          </w:tcPr>
+          <w:p>
+            <w:pPr>
+              <w:jc w:val="both"/>
               <w:rPr>
                 <w:rFonts w:asciiTheme="minorEastAsia" w:eastAsiaTheme="minorEastAsia" w:hAnsiTheme="minorEastAsia"/>
               </w:rPr>
@@ -2376,9 +2444,11 @@
         <w:tc>
           <w:tcPr>
             <w:tcW w:w="520" w:type="dxa"/>
-          </w:tcPr>
-          <w:p>
-            <w:pPr>
+            <w:vAlign w:val="center"/>
+          </w:tcPr>
+          <w:p>
+            <w:pPr>
+              <w:jc w:val="both"/>
               <w:rPr>
                 <w:rFonts w:asciiTheme="minorEastAsia" w:eastAsiaTheme="minorEastAsia" w:hAnsiTheme="minorEastAsia"/>
               </w:rPr>
@@ -2388,9 +2458,11 @@
         <w:tc>
           <w:tcPr>
             <w:tcW w:w="520" w:type="dxa"/>
-          </w:tcPr>
-          <w:p>
-            <w:pPr>
+            <w:vAlign w:val="center"/>
+          </w:tcPr>
+          <w:p>
+            <w:pPr>
+              <w:jc w:val="both"/>
               <w:rPr>
                 <w:rFonts w:asciiTheme="minorEastAsia" w:eastAsiaTheme="minorEastAsia" w:hAnsiTheme="minorEastAsia"/>
               </w:rPr>
@@ -2400,9 +2472,11 @@
         <w:tc>
           <w:tcPr>
             <w:tcW w:w="767" w:type="dxa"/>
-          </w:tcPr>
-          <w:p>
-            <w:pPr>
+            <w:vAlign w:val="center"/>
+          </w:tcPr>
+          <w:p>
+            <w:pPr>
+              <w:jc w:val="both"/>
               <w:rPr>
                 <w:rFonts w:asciiTheme="minorEastAsia" w:eastAsiaTheme="minorEastAsia" w:hAnsiTheme="minorEastAsia"/>
               </w:rPr>
@@ -2412,9 +2486,11 @@
         <w:tc>
           <w:tcPr>
             <w:tcW w:w="851" w:type="dxa"/>
-          </w:tcPr>
-          <w:p>
-            <w:pPr>
+            <w:vAlign w:val="center"/>
+          </w:tcPr>
+          <w:p>
+            <w:pPr>
+              <w:jc w:val="both"/>
               <w:rPr>
                 <w:rFonts w:asciiTheme="minorEastAsia" w:eastAsiaTheme="minorEastAsia" w:hAnsiTheme="minorEastAsia"/>
               </w:rPr>
@@ -2424,9 +2500,11 @@
         <w:tc>
           <w:tcPr>
             <w:tcW w:w="992" w:type="dxa"/>
-          </w:tcPr>
-          <w:p>
-            <w:pPr>
+            <w:vAlign w:val="center"/>
+          </w:tcPr>
+          <w:p>
+            <w:pPr>
+              <w:jc w:val="both"/>
               <w:rPr>
                 <w:rFonts w:asciiTheme="minorEastAsia" w:eastAsiaTheme="minorEastAsia" w:hAnsiTheme="minorEastAsia"/>
               </w:rPr>
@@ -2435,12 +2513,6 @@
         </w:tc>
       </w:tr>
       <w:tr>
-        <w:tblPrEx>
-          <w:tblCellMar>
-            <w:top w:w="0" w:type="dxa"/>
-            <w:bottom w:w="0" w:type="dxa"/>
-          </w:tblCellMar>
-        </w:tblPrEx>
         <w:trPr>
           <w:trHeight w:val="440"/>
         </w:trPr>
@@ -2467,9 +2539,11 @@
         <w:tc>
           <w:tcPr>
             <w:tcW w:w="1440" w:type="dxa"/>
-          </w:tcPr>
-          <w:p>
-            <w:pPr>
+            <w:vAlign w:val="center"/>
+          </w:tcPr>
+          <w:p>
+            <w:pPr>
+              <w:jc w:val="center"/>
               <w:rPr>
                 <w:rFonts w:asciiTheme="minorEastAsia" w:eastAsiaTheme="minorEastAsia" w:hAnsiTheme="minorEastAsia"/>
               </w:rPr>
@@ -2479,9 +2553,11 @@
         <w:tc>
           <w:tcPr>
             <w:tcW w:w="1440" w:type="dxa"/>
-          </w:tcPr>
-          <w:p>
-            <w:pPr>
+            <w:vAlign w:val="center"/>
+          </w:tcPr>
+          <w:p>
+            <w:pPr>
+              <w:jc w:val="center"/>
               <w:rPr>
                 <w:rFonts w:asciiTheme="minorEastAsia" w:eastAsiaTheme="minorEastAsia" w:hAnsiTheme="minorEastAsia"/>
               </w:rPr>
@@ -2491,9 +2567,11 @@
         <w:tc>
           <w:tcPr>
             <w:tcW w:w="3480" w:type="dxa"/>
-          </w:tcPr>
-          <w:p>
-            <w:pPr>
+            <w:vAlign w:val="center"/>
+          </w:tcPr>
+          <w:p>
+            <w:pPr>
+              <w:jc w:val="both"/>
               <w:rPr>
                 <w:rFonts w:asciiTheme="minorEastAsia" w:eastAsiaTheme="minorEastAsia" w:hAnsiTheme="minorEastAsia"/>
               </w:rPr>
@@ -2503,9 +2581,11 @@
         <w:tc>
           <w:tcPr>
             <w:tcW w:w="520" w:type="dxa"/>
-          </w:tcPr>
-          <w:p>
-            <w:pPr>
+            <w:vAlign w:val="center"/>
+          </w:tcPr>
+          <w:p>
+            <w:pPr>
+              <w:jc w:val="both"/>
               <w:rPr>
                 <w:rFonts w:asciiTheme="minorEastAsia" w:eastAsiaTheme="minorEastAsia" w:hAnsiTheme="minorEastAsia"/>
               </w:rPr>
@@ -2515,9 +2595,11 @@
         <w:tc>
           <w:tcPr>
             <w:tcW w:w="520" w:type="dxa"/>
-          </w:tcPr>
-          <w:p>
-            <w:pPr>
+            <w:vAlign w:val="center"/>
+          </w:tcPr>
+          <w:p>
+            <w:pPr>
+              <w:jc w:val="both"/>
               <w:rPr>
                 <w:rFonts w:asciiTheme="minorEastAsia" w:eastAsiaTheme="minorEastAsia" w:hAnsiTheme="minorEastAsia"/>
               </w:rPr>
@@ -2527,9 +2609,11 @@
         <w:tc>
           <w:tcPr>
             <w:tcW w:w="767" w:type="dxa"/>
-          </w:tcPr>
-          <w:p>
-            <w:pPr>
+            <w:vAlign w:val="center"/>
+          </w:tcPr>
+          <w:p>
+            <w:pPr>
+              <w:jc w:val="both"/>
               <w:rPr>
                 <w:rFonts w:asciiTheme="minorEastAsia" w:eastAsiaTheme="minorEastAsia" w:hAnsiTheme="minorEastAsia"/>
               </w:rPr>
@@ -2539,9 +2623,11 @@
         <w:tc>
           <w:tcPr>
             <w:tcW w:w="851" w:type="dxa"/>
-          </w:tcPr>
-          <w:p>
-            <w:pPr>
+            <w:vAlign w:val="center"/>
+          </w:tcPr>
+          <w:p>
+            <w:pPr>
+              <w:jc w:val="both"/>
               <w:rPr>
                 <w:rFonts w:asciiTheme="minorEastAsia" w:eastAsiaTheme="minorEastAsia" w:hAnsiTheme="minorEastAsia"/>
               </w:rPr>
@@ -2551,9 +2637,11 @@
         <w:tc>
           <w:tcPr>
             <w:tcW w:w="992" w:type="dxa"/>
-          </w:tcPr>
-          <w:p>
-            <w:pPr>
+            <w:vAlign w:val="center"/>
+          </w:tcPr>
+          <w:p>
+            <w:pPr>
+              <w:jc w:val="both"/>
               <w:rPr>
                 <w:rFonts w:asciiTheme="minorEastAsia" w:eastAsiaTheme="minorEastAsia" w:hAnsiTheme="minorEastAsia"/>
               </w:rPr>
@@ -2562,12 +2650,6 @@
         </w:tc>
       </w:tr>
       <w:tr>
-        <w:tblPrEx>
-          <w:tblCellMar>
-            <w:top w:w="0" w:type="dxa"/>
-            <w:bottom w:w="0" w:type="dxa"/>
-          </w:tblCellMar>
-        </w:tblPrEx>
         <w:trPr>
           <w:trHeight w:val="440"/>
         </w:trPr>
@@ -2594,9 +2676,11 @@
         <w:tc>
           <w:tcPr>
             <w:tcW w:w="1440" w:type="dxa"/>
-          </w:tcPr>
-          <w:p>
-            <w:pPr>
+            <w:vAlign w:val="center"/>
+          </w:tcPr>
+          <w:p>
+            <w:pPr>
+              <w:jc w:val="center"/>
               <w:rPr>
                 <w:rFonts w:asciiTheme="minorEastAsia" w:eastAsiaTheme="minorEastAsia" w:hAnsiTheme="minorEastAsia"/>
               </w:rPr>
@@ -2606,9 +2690,11 @@
         <w:tc>
           <w:tcPr>
             <w:tcW w:w="1440" w:type="dxa"/>
-          </w:tcPr>
-          <w:p>
-            <w:pPr>
+            <w:vAlign w:val="center"/>
+          </w:tcPr>
+          <w:p>
+            <w:pPr>
+              <w:jc w:val="center"/>
               <w:rPr>
                 <w:rFonts w:asciiTheme="minorEastAsia" w:eastAsiaTheme="minorEastAsia" w:hAnsiTheme="minorEastAsia"/>
               </w:rPr>
@@ -2618,9 +2704,11 @@
         <w:tc>
           <w:tcPr>
             <w:tcW w:w="3480" w:type="dxa"/>
-          </w:tcPr>
-          <w:p>
-            <w:pPr>
+            <w:vAlign w:val="center"/>
+          </w:tcPr>
+          <w:p>
+            <w:pPr>
+              <w:jc w:val="both"/>
               <w:rPr>
                 <w:rFonts w:asciiTheme="minorEastAsia" w:eastAsiaTheme="minorEastAsia" w:hAnsiTheme="minorEastAsia"/>
               </w:rPr>
@@ -2630,9 +2718,11 @@
         <w:tc>
           <w:tcPr>
             <w:tcW w:w="520" w:type="dxa"/>
-          </w:tcPr>
-          <w:p>
-            <w:pPr>
+            <w:vAlign w:val="center"/>
+          </w:tcPr>
+          <w:p>
+            <w:pPr>
+              <w:jc w:val="both"/>
               <w:rPr>
                 <w:rFonts w:asciiTheme="minorEastAsia" w:eastAsiaTheme="minorEastAsia" w:hAnsiTheme="minorEastAsia"/>
               </w:rPr>
@@ -2642,9 +2732,11 @@
         <w:tc>
           <w:tcPr>
             <w:tcW w:w="520" w:type="dxa"/>
-          </w:tcPr>
-          <w:p>
-            <w:pPr>
+            <w:vAlign w:val="center"/>
+          </w:tcPr>
+          <w:p>
+            <w:pPr>
+              <w:jc w:val="both"/>
               <w:rPr>
                 <w:rFonts w:asciiTheme="minorEastAsia" w:eastAsiaTheme="minorEastAsia" w:hAnsiTheme="minorEastAsia"/>
               </w:rPr>
@@ -2654,9 +2746,11 @@
         <w:tc>
           <w:tcPr>
             <w:tcW w:w="767" w:type="dxa"/>
-          </w:tcPr>
-          <w:p>
-            <w:pPr>
+            <w:vAlign w:val="center"/>
+          </w:tcPr>
+          <w:p>
+            <w:pPr>
+              <w:jc w:val="both"/>
               <w:rPr>
                 <w:rFonts w:asciiTheme="minorEastAsia" w:eastAsiaTheme="minorEastAsia" w:hAnsiTheme="minorEastAsia"/>
               </w:rPr>
@@ -2666,9 +2760,11 @@
         <w:tc>
           <w:tcPr>
             <w:tcW w:w="851" w:type="dxa"/>
-          </w:tcPr>
-          <w:p>
-            <w:pPr>
+            <w:vAlign w:val="center"/>
+          </w:tcPr>
+          <w:p>
+            <w:pPr>
+              <w:jc w:val="both"/>
               <w:rPr>
                 <w:rFonts w:asciiTheme="minorEastAsia" w:eastAsiaTheme="minorEastAsia" w:hAnsiTheme="minorEastAsia"/>
               </w:rPr>
@@ -2678,9 +2774,11 @@
         <w:tc>
           <w:tcPr>
             <w:tcW w:w="992" w:type="dxa"/>
-          </w:tcPr>
-          <w:p>
-            <w:pPr>
+            <w:vAlign w:val="center"/>
+          </w:tcPr>
+          <w:p>
+            <w:pPr>
+              <w:jc w:val="both"/>
               <w:rPr>
                 <w:rFonts w:asciiTheme="minorEastAsia" w:eastAsiaTheme="minorEastAsia" w:hAnsiTheme="minorEastAsia"/>
               </w:rPr>
@@ -2689,12 +2787,6 @@
         </w:tc>
       </w:tr>
       <w:tr>
-        <w:tblPrEx>
-          <w:tblCellMar>
-            <w:top w:w="0" w:type="dxa"/>
-            <w:bottom w:w="0" w:type="dxa"/>
-          </w:tblCellMar>
-        </w:tblPrEx>
         <w:trPr>
           <w:trHeight w:val="440"/>
         </w:trPr>
@@ -2721,9 +2813,11 @@
         <w:tc>
           <w:tcPr>
             <w:tcW w:w="1440" w:type="dxa"/>
-          </w:tcPr>
-          <w:p>
-            <w:pPr>
+            <w:vAlign w:val="center"/>
+          </w:tcPr>
+          <w:p>
+            <w:pPr>
+              <w:jc w:val="center"/>
               <w:rPr>
                 <w:rFonts w:asciiTheme="minorEastAsia" w:eastAsiaTheme="minorEastAsia" w:hAnsiTheme="minorEastAsia"/>
               </w:rPr>
@@ -2733,9 +2827,11 @@
         <w:tc>
           <w:tcPr>
             <w:tcW w:w="1440" w:type="dxa"/>
-          </w:tcPr>
-          <w:p>
-            <w:pPr>
+            <w:vAlign w:val="center"/>
+          </w:tcPr>
+          <w:p>
+            <w:pPr>
+              <w:jc w:val="center"/>
               <w:rPr>
                 <w:rFonts w:asciiTheme="minorEastAsia" w:eastAsiaTheme="minorEastAsia" w:hAnsiTheme="minorEastAsia"/>
               </w:rPr>
@@ -2745,9 +2841,11 @@
         <w:tc>
           <w:tcPr>
             <w:tcW w:w="3480" w:type="dxa"/>
-          </w:tcPr>
-          <w:p>
-            <w:pPr>
+            <w:vAlign w:val="center"/>
+          </w:tcPr>
+          <w:p>
+            <w:pPr>
+              <w:jc w:val="both"/>
               <w:rPr>
                 <w:rFonts w:asciiTheme="minorEastAsia" w:eastAsiaTheme="minorEastAsia" w:hAnsiTheme="minorEastAsia"/>
               </w:rPr>
@@ -2757,9 +2855,11 @@
         <w:tc>
           <w:tcPr>
             <w:tcW w:w="520" w:type="dxa"/>
-          </w:tcPr>
-          <w:p>
-            <w:pPr>
+            <w:vAlign w:val="center"/>
+          </w:tcPr>
+          <w:p>
+            <w:pPr>
+              <w:jc w:val="both"/>
               <w:rPr>
                 <w:rFonts w:asciiTheme="minorEastAsia" w:eastAsiaTheme="minorEastAsia" w:hAnsiTheme="minorEastAsia"/>
               </w:rPr>
@@ -2769,9 +2869,11 @@
         <w:tc>
           <w:tcPr>
             <w:tcW w:w="520" w:type="dxa"/>
-          </w:tcPr>
-          <w:p>
-            <w:pPr>
+            <w:vAlign w:val="center"/>
+          </w:tcPr>
+          <w:p>
+            <w:pPr>
+              <w:jc w:val="both"/>
               <w:rPr>
                 <w:rFonts w:asciiTheme="minorEastAsia" w:eastAsiaTheme="minorEastAsia" w:hAnsiTheme="minorEastAsia"/>
               </w:rPr>
@@ -2781,9 +2883,11 @@
         <w:tc>
           <w:tcPr>
             <w:tcW w:w="767" w:type="dxa"/>
-          </w:tcPr>
-          <w:p>
-            <w:pPr>
+            <w:vAlign w:val="center"/>
+          </w:tcPr>
+          <w:p>
+            <w:pPr>
+              <w:jc w:val="both"/>
               <w:rPr>
                 <w:rFonts w:asciiTheme="minorEastAsia" w:eastAsiaTheme="minorEastAsia" w:hAnsiTheme="minorEastAsia"/>
               </w:rPr>
@@ -2793,9 +2897,11 @@
         <w:tc>
           <w:tcPr>
             <w:tcW w:w="851" w:type="dxa"/>
-          </w:tcPr>
-          <w:p>
-            <w:pPr>
+            <w:vAlign w:val="center"/>
+          </w:tcPr>
+          <w:p>
+            <w:pPr>
+              <w:jc w:val="both"/>
               <w:rPr>
                 <w:rFonts w:asciiTheme="minorEastAsia" w:eastAsiaTheme="minorEastAsia" w:hAnsiTheme="minorEastAsia"/>
               </w:rPr>
@@ -2805,9 +2911,11 @@
         <w:tc>
           <w:tcPr>
             <w:tcW w:w="992" w:type="dxa"/>
-          </w:tcPr>
-          <w:p>
-            <w:pPr>
+            <w:vAlign w:val="center"/>
+          </w:tcPr>
+          <w:p>
+            <w:pPr>
+              <w:jc w:val="both"/>
               <w:rPr>
                 <w:rFonts w:asciiTheme="minorEastAsia" w:eastAsiaTheme="minorEastAsia" w:hAnsiTheme="minorEastAsia"/>
               </w:rPr>
@@ -2816,12 +2924,6 @@
         </w:tc>
       </w:tr>
       <w:tr>
-        <w:tblPrEx>
-          <w:tblCellMar>
-            <w:top w:w="0" w:type="dxa"/>
-            <w:bottom w:w="0" w:type="dxa"/>
-          </w:tblCellMar>
-        </w:tblPrEx>
         <w:trPr>
           <w:trHeight w:val="440"/>
         </w:trPr>
@@ -2848,9 +2950,11 @@
         <w:tc>
           <w:tcPr>
             <w:tcW w:w="1440" w:type="dxa"/>
-          </w:tcPr>
-          <w:p>
-            <w:pPr>
+            <w:vAlign w:val="center"/>
+          </w:tcPr>
+          <w:p>
+            <w:pPr>
+              <w:jc w:val="center"/>
               <w:rPr>
                 <w:rFonts w:asciiTheme="minorEastAsia" w:eastAsiaTheme="minorEastAsia" w:hAnsiTheme="minorEastAsia"/>
               </w:rPr>
@@ -2860,9 +2964,11 @@
         <w:tc>
           <w:tcPr>
             <w:tcW w:w="1440" w:type="dxa"/>
-          </w:tcPr>
-          <w:p>
-            <w:pPr>
+            <w:vAlign w:val="center"/>
+          </w:tcPr>
+          <w:p>
+            <w:pPr>
+              <w:jc w:val="center"/>
               <w:rPr>
                 <w:rFonts w:asciiTheme="minorEastAsia" w:eastAsiaTheme="minorEastAsia" w:hAnsiTheme="minorEastAsia"/>
               </w:rPr>
@@ -2872,9 +2978,11 @@
         <w:tc>
           <w:tcPr>
             <w:tcW w:w="3480" w:type="dxa"/>
-          </w:tcPr>
-          <w:p>
-            <w:pPr>
+            <w:vAlign w:val="center"/>
+          </w:tcPr>
+          <w:p>
+            <w:pPr>
+              <w:jc w:val="both"/>
               <w:rPr>
                 <w:rFonts w:asciiTheme="minorEastAsia" w:eastAsiaTheme="minorEastAsia" w:hAnsiTheme="minorEastAsia"/>
               </w:rPr>
@@ -2884,9 +2992,11 @@
         <w:tc>
           <w:tcPr>
             <w:tcW w:w="520" w:type="dxa"/>
-          </w:tcPr>
-          <w:p>
-            <w:pPr>
+            <w:vAlign w:val="center"/>
+          </w:tcPr>
+          <w:p>
+            <w:pPr>
+              <w:jc w:val="both"/>
               <w:rPr>
                 <w:rFonts w:asciiTheme="minorEastAsia" w:eastAsiaTheme="minorEastAsia" w:hAnsiTheme="minorEastAsia"/>
               </w:rPr>
@@ -2896,9 +3006,11 @@
         <w:tc>
           <w:tcPr>
             <w:tcW w:w="520" w:type="dxa"/>
-          </w:tcPr>
-          <w:p>
-            <w:pPr>
+            <w:vAlign w:val="center"/>
+          </w:tcPr>
+          <w:p>
+            <w:pPr>
+              <w:jc w:val="both"/>
               <w:rPr>
                 <w:rFonts w:asciiTheme="minorEastAsia" w:eastAsiaTheme="minorEastAsia" w:hAnsiTheme="minorEastAsia"/>
               </w:rPr>
@@ -2908,9 +3020,11 @@
         <w:tc>
           <w:tcPr>
             <w:tcW w:w="767" w:type="dxa"/>
-          </w:tcPr>
-          <w:p>
-            <w:pPr>
+            <w:vAlign w:val="center"/>
+          </w:tcPr>
+          <w:p>
+            <w:pPr>
+              <w:jc w:val="both"/>
               <w:rPr>
                 <w:rFonts w:asciiTheme="minorEastAsia" w:eastAsiaTheme="minorEastAsia" w:hAnsiTheme="minorEastAsia"/>
               </w:rPr>
@@ -2920,9 +3034,11 @@
         <w:tc>
           <w:tcPr>
             <w:tcW w:w="851" w:type="dxa"/>
-          </w:tcPr>
-          <w:p>
-            <w:pPr>
+            <w:vAlign w:val="center"/>
+          </w:tcPr>
+          <w:p>
+            <w:pPr>
+              <w:jc w:val="both"/>
               <w:rPr>
                 <w:rFonts w:asciiTheme="minorEastAsia" w:eastAsiaTheme="minorEastAsia" w:hAnsiTheme="minorEastAsia"/>
               </w:rPr>
@@ -2932,9 +3048,11 @@
         <w:tc>
           <w:tcPr>
             <w:tcW w:w="992" w:type="dxa"/>
-          </w:tcPr>
-          <w:p>
-            <w:pPr>
+            <w:vAlign w:val="center"/>
+          </w:tcPr>
+          <w:p>
+            <w:pPr>
+              <w:jc w:val="both"/>
               <w:rPr>
                 <w:rFonts w:asciiTheme="minorEastAsia" w:eastAsiaTheme="minorEastAsia" w:hAnsiTheme="minorEastAsia"/>
               </w:rPr>
@@ -2943,12 +3061,6 @@
         </w:tc>
       </w:tr>
       <w:tr>
-        <w:tblPrEx>
-          <w:tblCellMar>
-            <w:top w:w="0" w:type="dxa"/>
-            <w:bottom w:w="0" w:type="dxa"/>
-          </w:tblCellMar>
-        </w:tblPrEx>
         <w:trPr>
           <w:trHeight w:val="440"/>
         </w:trPr>
@@ -2975,9 +3087,11 @@
         <w:tc>
           <w:tcPr>
             <w:tcW w:w="1440" w:type="dxa"/>
-          </w:tcPr>
-          <w:p>
-            <w:pPr>
+            <w:vAlign w:val="center"/>
+          </w:tcPr>
+          <w:p>
+            <w:pPr>
+              <w:jc w:val="center"/>
               <w:rPr>
                 <w:rFonts w:asciiTheme="minorEastAsia" w:eastAsiaTheme="minorEastAsia" w:hAnsiTheme="minorEastAsia"/>
               </w:rPr>
@@ -2987,9 +3101,11 @@
         <w:tc>
           <w:tcPr>
             <w:tcW w:w="1440" w:type="dxa"/>
-          </w:tcPr>
-          <w:p>
-            <w:pPr>
+            <w:vAlign w:val="center"/>
+          </w:tcPr>
+          <w:p>
+            <w:pPr>
+              <w:jc w:val="center"/>
               <w:rPr>
                 <w:rFonts w:asciiTheme="minorEastAsia" w:eastAsiaTheme="minorEastAsia" w:hAnsiTheme="minorEastAsia"/>
               </w:rPr>
@@ -2999,9 +3115,11 @@
         <w:tc>
           <w:tcPr>
             <w:tcW w:w="3480" w:type="dxa"/>
-          </w:tcPr>
-          <w:p>
-            <w:pPr>
+            <w:vAlign w:val="center"/>
+          </w:tcPr>
+          <w:p>
+            <w:pPr>
+              <w:jc w:val="both"/>
               <w:rPr>
                 <w:rFonts w:asciiTheme="minorEastAsia" w:eastAsiaTheme="minorEastAsia" w:hAnsiTheme="minorEastAsia"/>
               </w:rPr>
@@ -3011,9 +3129,11 @@
         <w:tc>
           <w:tcPr>
             <w:tcW w:w="520" w:type="dxa"/>
-          </w:tcPr>
-          <w:p>
-            <w:pPr>
+            <w:vAlign w:val="center"/>
+          </w:tcPr>
+          <w:p>
+            <w:pPr>
+              <w:jc w:val="both"/>
               <w:rPr>
                 <w:rFonts w:asciiTheme="minorEastAsia" w:eastAsiaTheme="minorEastAsia" w:hAnsiTheme="minorEastAsia"/>
               </w:rPr>
@@ -3023,9 +3143,11 @@
         <w:tc>
           <w:tcPr>
             <w:tcW w:w="520" w:type="dxa"/>
-          </w:tcPr>
-          <w:p>
-            <w:pPr>
+            <w:vAlign w:val="center"/>
+          </w:tcPr>
+          <w:p>
+            <w:pPr>
+              <w:jc w:val="both"/>
               <w:rPr>
                 <w:rFonts w:asciiTheme="minorEastAsia" w:eastAsiaTheme="minorEastAsia" w:hAnsiTheme="minorEastAsia"/>
               </w:rPr>
@@ -3035,9 +3157,11 @@
         <w:tc>
           <w:tcPr>
             <w:tcW w:w="767" w:type="dxa"/>
-          </w:tcPr>
-          <w:p>
-            <w:pPr>
+            <w:vAlign w:val="center"/>
+          </w:tcPr>
+          <w:p>
+            <w:pPr>
+              <w:jc w:val="both"/>
               <w:rPr>
                 <w:rFonts w:asciiTheme="minorEastAsia" w:eastAsiaTheme="minorEastAsia" w:hAnsiTheme="minorEastAsia"/>
               </w:rPr>
@@ -3047,9 +3171,11 @@
         <w:tc>
           <w:tcPr>
             <w:tcW w:w="851" w:type="dxa"/>
-          </w:tcPr>
-          <w:p>
-            <w:pPr>
+            <w:vAlign w:val="center"/>
+          </w:tcPr>
+          <w:p>
+            <w:pPr>
+              <w:jc w:val="both"/>
               <w:rPr>
                 <w:rFonts w:asciiTheme="minorEastAsia" w:eastAsiaTheme="minorEastAsia" w:hAnsiTheme="minorEastAsia"/>
               </w:rPr>
@@ -3059,9 +3185,11 @@
         <w:tc>
           <w:tcPr>
             <w:tcW w:w="992" w:type="dxa"/>
-          </w:tcPr>
-          <w:p>
-            <w:pPr>
+            <w:vAlign w:val="center"/>
+          </w:tcPr>
+          <w:p>
+            <w:pPr>
+              <w:jc w:val="both"/>
               <w:rPr>
                 <w:rFonts w:asciiTheme="minorEastAsia" w:eastAsiaTheme="minorEastAsia" w:hAnsiTheme="minorEastAsia"/>
               </w:rPr>
@@ -3070,12 +3198,6 @@
         </w:tc>
       </w:tr>
       <w:tr>
-        <w:tblPrEx>
-          <w:tblCellMar>
-            <w:top w:w="0" w:type="dxa"/>
-            <w:bottom w:w="0" w:type="dxa"/>
-          </w:tblCellMar>
-        </w:tblPrEx>
         <w:trPr>
           <w:trHeight w:val="440"/>
         </w:trPr>
@@ -3102,9 +3224,11 @@
         <w:tc>
           <w:tcPr>
             <w:tcW w:w="1440" w:type="dxa"/>
-          </w:tcPr>
-          <w:p>
-            <w:pPr>
+            <w:vAlign w:val="center"/>
+          </w:tcPr>
+          <w:p>
+            <w:pPr>
+              <w:jc w:val="center"/>
               <w:rPr>
                 <w:rFonts w:asciiTheme="minorEastAsia" w:eastAsiaTheme="minorEastAsia" w:hAnsiTheme="minorEastAsia"/>
               </w:rPr>
@@ -3114,9 +3238,11 @@
         <w:tc>
           <w:tcPr>
             <w:tcW w:w="1440" w:type="dxa"/>
-          </w:tcPr>
-          <w:p>
-            <w:pPr>
+            <w:vAlign w:val="center"/>
+          </w:tcPr>
+          <w:p>
+            <w:pPr>
+              <w:jc w:val="center"/>
               <w:rPr>
                 <w:rFonts w:asciiTheme="minorEastAsia" w:eastAsiaTheme="minorEastAsia" w:hAnsiTheme="minorEastAsia"/>
               </w:rPr>
@@ -3126,9 +3252,11 @@
         <w:tc>
           <w:tcPr>
             <w:tcW w:w="3480" w:type="dxa"/>
-          </w:tcPr>
-          <w:p>
-            <w:pPr>
+            <w:vAlign w:val="center"/>
+          </w:tcPr>
+          <w:p>
+            <w:pPr>
+              <w:jc w:val="both"/>
               <w:rPr>
                 <w:rFonts w:asciiTheme="minorEastAsia" w:eastAsiaTheme="minorEastAsia" w:hAnsiTheme="minorEastAsia"/>
               </w:rPr>
@@ -3138,9 +3266,11 @@
         <w:tc>
           <w:tcPr>
             <w:tcW w:w="520" w:type="dxa"/>
-          </w:tcPr>
-          <w:p>
-            <w:pPr>
+            <w:vAlign w:val="center"/>
+          </w:tcPr>
+          <w:p>
+            <w:pPr>
+              <w:jc w:val="both"/>
               <w:rPr>
                 <w:rFonts w:asciiTheme="minorEastAsia" w:eastAsiaTheme="minorEastAsia" w:hAnsiTheme="minorEastAsia"/>
               </w:rPr>
@@ -3150,9 +3280,11 @@
         <w:tc>
           <w:tcPr>
             <w:tcW w:w="520" w:type="dxa"/>
-          </w:tcPr>
-          <w:p>
-            <w:pPr>
+            <w:vAlign w:val="center"/>
+          </w:tcPr>
+          <w:p>
+            <w:pPr>
+              <w:jc w:val="both"/>
               <w:rPr>
                 <w:rFonts w:asciiTheme="minorEastAsia" w:eastAsiaTheme="minorEastAsia" w:hAnsiTheme="minorEastAsia"/>
               </w:rPr>
@@ -3162,9 +3294,11 @@
         <w:tc>
           <w:tcPr>
             <w:tcW w:w="767" w:type="dxa"/>
-          </w:tcPr>
-          <w:p>
-            <w:pPr>
+            <w:vAlign w:val="center"/>
+          </w:tcPr>
+          <w:p>
+            <w:pPr>
+              <w:jc w:val="both"/>
               <w:rPr>
                 <w:rFonts w:asciiTheme="minorEastAsia" w:eastAsiaTheme="minorEastAsia" w:hAnsiTheme="minorEastAsia"/>
               </w:rPr>
@@ -3174,9 +3308,11 @@
         <w:tc>
           <w:tcPr>
             <w:tcW w:w="851" w:type="dxa"/>
-          </w:tcPr>
-          <w:p>
-            <w:pPr>
+            <w:vAlign w:val="center"/>
+          </w:tcPr>
+          <w:p>
+            <w:pPr>
+              <w:jc w:val="both"/>
               <w:rPr>
                 <w:rFonts w:asciiTheme="minorEastAsia" w:eastAsiaTheme="minorEastAsia" w:hAnsiTheme="minorEastAsia"/>
               </w:rPr>
@@ -3186,9 +3322,11 @@
         <w:tc>
           <w:tcPr>
             <w:tcW w:w="992" w:type="dxa"/>
-          </w:tcPr>
-          <w:p>
-            <w:pPr>
+            <w:vAlign w:val="center"/>
+          </w:tcPr>
+          <w:p>
+            <w:pPr>
+              <w:jc w:val="both"/>
               <w:rPr>
                 <w:rFonts w:asciiTheme="minorEastAsia" w:eastAsiaTheme="minorEastAsia" w:hAnsiTheme="minorEastAsia"/>
               </w:rPr>
@@ -3197,12 +3335,6 @@
         </w:tc>
       </w:tr>
       <w:tr>
-        <w:tblPrEx>
-          <w:tblCellMar>
-            <w:top w:w="0" w:type="dxa"/>
-            <w:bottom w:w="0" w:type="dxa"/>
-          </w:tblCellMar>
-        </w:tblPrEx>
         <w:trPr>
           <w:trHeight w:val="440"/>
         </w:trPr>
@@ -3229,9 +3361,11 @@
         <w:tc>
           <w:tcPr>
             <w:tcW w:w="1440" w:type="dxa"/>
-          </w:tcPr>
-          <w:p>
-            <w:pPr>
+            <w:vAlign w:val="center"/>
+          </w:tcPr>
+          <w:p>
+            <w:pPr>
+              <w:jc w:val="center"/>
               <w:rPr>
                 <w:rFonts w:asciiTheme="minorEastAsia" w:eastAsiaTheme="minorEastAsia" w:hAnsiTheme="minorEastAsia"/>
               </w:rPr>
@@ -3241,9 +3375,11 @@
         <w:tc>
           <w:tcPr>
             <w:tcW w:w="1440" w:type="dxa"/>
-          </w:tcPr>
-          <w:p>
-            <w:pPr>
+            <w:vAlign w:val="center"/>
+          </w:tcPr>
+          <w:p>
+            <w:pPr>
+              <w:jc w:val="center"/>
               <w:rPr>
                 <w:rFonts w:asciiTheme="minorEastAsia" w:eastAsiaTheme="minorEastAsia" w:hAnsiTheme="minorEastAsia"/>
               </w:rPr>
@@ -3253,9 +3389,11 @@
         <w:tc>
           <w:tcPr>
             <w:tcW w:w="3480" w:type="dxa"/>
-          </w:tcPr>
-          <w:p>
-            <w:pPr>
+            <w:vAlign w:val="center"/>
+          </w:tcPr>
+          <w:p>
+            <w:pPr>
+              <w:jc w:val="both"/>
               <w:rPr>
                 <w:rFonts w:asciiTheme="minorEastAsia" w:eastAsiaTheme="minorEastAsia" w:hAnsiTheme="minorEastAsia"/>
               </w:rPr>
@@ -3265,9 +3403,11 @@
         <w:tc>
           <w:tcPr>
             <w:tcW w:w="520" w:type="dxa"/>
-          </w:tcPr>
-          <w:p>
-            <w:pPr>
+            <w:vAlign w:val="center"/>
+          </w:tcPr>
+          <w:p>
+            <w:pPr>
+              <w:jc w:val="both"/>
               <w:rPr>
                 <w:rFonts w:asciiTheme="minorEastAsia" w:eastAsiaTheme="minorEastAsia" w:hAnsiTheme="minorEastAsia"/>
               </w:rPr>
@@ -3277,9 +3417,11 @@
         <w:tc>
           <w:tcPr>
             <w:tcW w:w="520" w:type="dxa"/>
-          </w:tcPr>
-          <w:p>
-            <w:pPr>
+            <w:vAlign w:val="center"/>
+          </w:tcPr>
+          <w:p>
+            <w:pPr>
+              <w:jc w:val="both"/>
               <w:rPr>
                 <w:rFonts w:asciiTheme="minorEastAsia" w:eastAsiaTheme="minorEastAsia" w:hAnsiTheme="minorEastAsia"/>
               </w:rPr>
@@ -3289,9 +3431,11 @@
         <w:tc>
           <w:tcPr>
             <w:tcW w:w="767" w:type="dxa"/>
-          </w:tcPr>
-          <w:p>
-            <w:pPr>
+            <w:vAlign w:val="center"/>
+          </w:tcPr>
+          <w:p>
+            <w:pPr>
+              <w:jc w:val="both"/>
               <w:rPr>
                 <w:rFonts w:asciiTheme="minorEastAsia" w:eastAsiaTheme="minorEastAsia" w:hAnsiTheme="minorEastAsia"/>
               </w:rPr>
@@ -3301,9 +3445,11 @@
         <w:tc>
           <w:tcPr>
             <w:tcW w:w="851" w:type="dxa"/>
-          </w:tcPr>
-          <w:p>
-            <w:pPr>
+            <w:vAlign w:val="center"/>
+          </w:tcPr>
+          <w:p>
+            <w:pPr>
+              <w:jc w:val="both"/>
               <w:rPr>
                 <w:rFonts w:asciiTheme="minorEastAsia" w:eastAsiaTheme="minorEastAsia" w:hAnsiTheme="minorEastAsia"/>
               </w:rPr>
@@ -3313,9 +3459,11 @@
         <w:tc>
           <w:tcPr>
             <w:tcW w:w="992" w:type="dxa"/>
-          </w:tcPr>
-          <w:p>
-            <w:pPr>
+            <w:vAlign w:val="center"/>
+          </w:tcPr>
+          <w:p>
+            <w:pPr>
+              <w:jc w:val="both"/>
               <w:rPr>
                 <w:rFonts w:asciiTheme="minorEastAsia" w:eastAsiaTheme="minorEastAsia" w:hAnsiTheme="minorEastAsia"/>
               </w:rPr>
@@ -3324,12 +3472,6 @@
         </w:tc>
       </w:tr>
       <w:tr>
-        <w:tblPrEx>
-          <w:tblCellMar>
-            <w:top w:w="0" w:type="dxa"/>
-            <w:bottom w:w="0" w:type="dxa"/>
-          </w:tblCellMar>
-        </w:tblPrEx>
         <w:trPr>
           <w:trHeight w:val="440"/>
         </w:trPr>
@@ -3356,9 +3498,11 @@
         <w:tc>
           <w:tcPr>
             <w:tcW w:w="1440" w:type="dxa"/>
-          </w:tcPr>
-          <w:p>
-            <w:pPr>
+            <w:vAlign w:val="center"/>
+          </w:tcPr>
+          <w:p>
+            <w:pPr>
+              <w:jc w:val="center"/>
               <w:rPr>
                 <w:rFonts w:asciiTheme="minorEastAsia" w:eastAsiaTheme="minorEastAsia" w:hAnsiTheme="minorEastAsia"/>
               </w:rPr>
@@ -3368,9 +3512,11 @@
         <w:tc>
           <w:tcPr>
             <w:tcW w:w="1440" w:type="dxa"/>
-          </w:tcPr>
-          <w:p>
-            <w:pPr>
+            <w:vAlign w:val="center"/>
+          </w:tcPr>
+          <w:p>
+            <w:pPr>
+              <w:jc w:val="center"/>
               <w:rPr>
                 <w:rFonts w:asciiTheme="minorEastAsia" w:eastAsiaTheme="minorEastAsia" w:hAnsiTheme="minorEastAsia"/>
               </w:rPr>
@@ -3380,9 +3526,11 @@
         <w:tc>
           <w:tcPr>
             <w:tcW w:w="3480" w:type="dxa"/>
-          </w:tcPr>
-          <w:p>
-            <w:pPr>
+            <w:vAlign w:val="center"/>
+          </w:tcPr>
+          <w:p>
+            <w:pPr>
+              <w:jc w:val="both"/>
               <w:rPr>
                 <w:rFonts w:asciiTheme="minorEastAsia" w:eastAsiaTheme="minorEastAsia" w:hAnsiTheme="minorEastAsia"/>
               </w:rPr>
@@ -3392,9 +3540,11 @@
         <w:tc>
           <w:tcPr>
             <w:tcW w:w="520" w:type="dxa"/>
-          </w:tcPr>
-          <w:p>
-            <w:pPr>
+            <w:vAlign w:val="center"/>
+          </w:tcPr>
+          <w:p>
+            <w:pPr>
+              <w:jc w:val="both"/>
               <w:rPr>
                 <w:rFonts w:asciiTheme="minorEastAsia" w:eastAsiaTheme="minorEastAsia" w:hAnsiTheme="minorEastAsia"/>
               </w:rPr>
@@ -3404,9 +3554,11 @@
         <w:tc>
           <w:tcPr>
             <w:tcW w:w="520" w:type="dxa"/>
-          </w:tcPr>
-          <w:p>
-            <w:pPr>
+            <w:vAlign w:val="center"/>
+          </w:tcPr>
+          <w:p>
+            <w:pPr>
+              <w:jc w:val="both"/>
               <w:rPr>
                 <w:rFonts w:asciiTheme="minorEastAsia" w:eastAsiaTheme="minorEastAsia" w:hAnsiTheme="minorEastAsia"/>
               </w:rPr>
@@ -3416,9 +3568,11 @@
         <w:tc>
           <w:tcPr>
             <w:tcW w:w="767" w:type="dxa"/>
-          </w:tcPr>
-          <w:p>
-            <w:pPr>
+            <w:vAlign w:val="center"/>
+          </w:tcPr>
+          <w:p>
+            <w:pPr>
+              <w:jc w:val="both"/>
               <w:rPr>
                 <w:rFonts w:asciiTheme="minorEastAsia" w:eastAsiaTheme="minorEastAsia" w:hAnsiTheme="minorEastAsia"/>
               </w:rPr>
@@ -3428,9 +3582,11 @@
         <w:tc>
           <w:tcPr>
             <w:tcW w:w="851" w:type="dxa"/>
-          </w:tcPr>
-          <w:p>
-            <w:pPr>
+            <w:vAlign w:val="center"/>
+          </w:tcPr>
+          <w:p>
+            <w:pPr>
+              <w:jc w:val="both"/>
               <w:rPr>
                 <w:rFonts w:asciiTheme="minorEastAsia" w:eastAsiaTheme="minorEastAsia" w:hAnsiTheme="minorEastAsia"/>
               </w:rPr>
@@ -3440,9 +3596,11 @@
         <w:tc>
           <w:tcPr>
             <w:tcW w:w="992" w:type="dxa"/>
-          </w:tcPr>
-          <w:p>
-            <w:pPr>
+            <w:vAlign w:val="center"/>
+          </w:tcPr>
+          <w:p>
+            <w:pPr>
+              <w:jc w:val="both"/>
               <w:rPr>
                 <w:rFonts w:asciiTheme="minorEastAsia" w:eastAsiaTheme="minorEastAsia" w:hAnsiTheme="minorEastAsia"/>
               </w:rPr>
@@ -3451,12 +3609,6 @@
         </w:tc>
       </w:tr>
       <w:tr>
-        <w:tblPrEx>
-          <w:tblCellMar>
-            <w:top w:w="0" w:type="dxa"/>
-            <w:bottom w:w="0" w:type="dxa"/>
-          </w:tblCellMar>
-        </w:tblPrEx>
         <w:trPr>
           <w:trHeight w:val="440"/>
         </w:trPr>
@@ -3483,9 +3635,11 @@
         <w:tc>
           <w:tcPr>
             <w:tcW w:w="1440" w:type="dxa"/>
-          </w:tcPr>
-          <w:p>
-            <w:pPr>
+            <w:vAlign w:val="center"/>
+          </w:tcPr>
+          <w:p>
+            <w:pPr>
+              <w:jc w:val="center"/>
               <w:rPr>
                 <w:rFonts w:asciiTheme="minorEastAsia" w:eastAsiaTheme="minorEastAsia" w:hAnsiTheme="minorEastAsia"/>
               </w:rPr>
@@ -3495,9 +3649,11 @@
         <w:tc>
           <w:tcPr>
             <w:tcW w:w="1440" w:type="dxa"/>
-          </w:tcPr>
-          <w:p>
-            <w:pPr>
+            <w:vAlign w:val="center"/>
+          </w:tcPr>
+          <w:p>
+            <w:pPr>
+              <w:jc w:val="center"/>
               <w:rPr>
                 <w:rFonts w:asciiTheme="minorEastAsia" w:eastAsiaTheme="minorEastAsia" w:hAnsiTheme="minorEastAsia"/>
               </w:rPr>
@@ -3507,9 +3663,11 @@
         <w:tc>
           <w:tcPr>
             <w:tcW w:w="3480" w:type="dxa"/>
-          </w:tcPr>
-          <w:p>
-            <w:pPr>
+            <w:vAlign w:val="center"/>
+          </w:tcPr>
+          <w:p>
+            <w:pPr>
+              <w:jc w:val="both"/>
               <w:rPr>
                 <w:rFonts w:asciiTheme="minorEastAsia" w:eastAsiaTheme="minorEastAsia" w:hAnsiTheme="minorEastAsia"/>
               </w:rPr>
@@ -3519,9 +3677,11 @@
         <w:tc>
           <w:tcPr>
             <w:tcW w:w="520" w:type="dxa"/>
-          </w:tcPr>
-          <w:p>
-            <w:pPr>
+            <w:vAlign w:val="center"/>
+          </w:tcPr>
+          <w:p>
+            <w:pPr>
+              <w:jc w:val="both"/>
               <w:rPr>
                 <w:rFonts w:asciiTheme="minorEastAsia" w:eastAsiaTheme="minorEastAsia" w:hAnsiTheme="minorEastAsia"/>
               </w:rPr>
@@ -3531,9 +3691,11 @@
         <w:tc>
           <w:tcPr>
             <w:tcW w:w="520" w:type="dxa"/>
-          </w:tcPr>
-          <w:p>
-            <w:pPr>
+            <w:vAlign w:val="center"/>
+          </w:tcPr>
+          <w:p>
+            <w:pPr>
+              <w:jc w:val="both"/>
               <w:rPr>
                 <w:rFonts w:asciiTheme="minorEastAsia" w:eastAsiaTheme="minorEastAsia" w:hAnsiTheme="minorEastAsia"/>
               </w:rPr>
@@ -3543,9 +3705,11 @@
         <w:tc>
           <w:tcPr>
             <w:tcW w:w="767" w:type="dxa"/>
-          </w:tcPr>
-          <w:p>
-            <w:pPr>
+            <w:vAlign w:val="center"/>
+          </w:tcPr>
+          <w:p>
+            <w:pPr>
+              <w:jc w:val="both"/>
               <w:rPr>
                 <w:rFonts w:asciiTheme="minorEastAsia" w:eastAsiaTheme="minorEastAsia" w:hAnsiTheme="minorEastAsia"/>
               </w:rPr>
@@ -3555,9 +3719,11 @@
         <w:tc>
           <w:tcPr>
             <w:tcW w:w="851" w:type="dxa"/>
-          </w:tcPr>
-          <w:p>
-            <w:pPr>
+            <w:vAlign w:val="center"/>
+          </w:tcPr>
+          <w:p>
+            <w:pPr>
+              <w:jc w:val="both"/>
               <w:rPr>
                 <w:rFonts w:asciiTheme="minorEastAsia" w:eastAsiaTheme="minorEastAsia" w:hAnsiTheme="minorEastAsia"/>
               </w:rPr>
@@ -3567,9 +3733,11 @@
         <w:tc>
           <w:tcPr>
             <w:tcW w:w="992" w:type="dxa"/>
-          </w:tcPr>
-          <w:p>
-            <w:pPr>
+            <w:vAlign w:val="center"/>
+          </w:tcPr>
+          <w:p>
+            <w:pPr>
+              <w:jc w:val="both"/>
               <w:rPr>
                 <w:rFonts w:asciiTheme="minorEastAsia" w:eastAsiaTheme="minorEastAsia" w:hAnsiTheme="minorEastAsia"/>
               </w:rPr>
@@ -3578,12 +3746,6 @@
         </w:tc>
       </w:tr>
       <w:tr>
-        <w:tblPrEx>
-          <w:tblCellMar>
-            <w:top w:w="0" w:type="dxa"/>
-            <w:bottom w:w="0" w:type="dxa"/>
-          </w:tblCellMar>
-        </w:tblPrEx>
         <w:trPr>
           <w:trHeight w:val="440"/>
         </w:trPr>
@@ -3610,9 +3772,11 @@
         <w:tc>
           <w:tcPr>
             <w:tcW w:w="1440" w:type="dxa"/>
-          </w:tcPr>
-          <w:p>
-            <w:pPr>
+            <w:vAlign w:val="center"/>
+          </w:tcPr>
+          <w:p>
+            <w:pPr>
+              <w:jc w:val="center"/>
               <w:rPr>
                 <w:rFonts w:asciiTheme="minorEastAsia" w:eastAsiaTheme="minorEastAsia" w:hAnsiTheme="minorEastAsia"/>
               </w:rPr>
@@ -3622,9 +3786,11 @@
         <w:tc>
           <w:tcPr>
             <w:tcW w:w="1440" w:type="dxa"/>
-          </w:tcPr>
-          <w:p>
-            <w:pPr>
+            <w:vAlign w:val="center"/>
+          </w:tcPr>
+          <w:p>
+            <w:pPr>
+              <w:jc w:val="center"/>
               <w:rPr>
                 <w:rFonts w:asciiTheme="minorEastAsia" w:eastAsiaTheme="minorEastAsia" w:hAnsiTheme="minorEastAsia"/>
               </w:rPr>
@@ -3634,9 +3800,11 @@
         <w:tc>
           <w:tcPr>
             <w:tcW w:w="3480" w:type="dxa"/>
-          </w:tcPr>
-          <w:p>
-            <w:pPr>
+            <w:vAlign w:val="center"/>
+          </w:tcPr>
+          <w:p>
+            <w:pPr>
+              <w:jc w:val="both"/>
               <w:rPr>
                 <w:rFonts w:asciiTheme="minorEastAsia" w:eastAsiaTheme="minorEastAsia" w:hAnsiTheme="minorEastAsia"/>
               </w:rPr>
@@ -3646,9 +3814,11 @@
         <w:tc>
           <w:tcPr>
             <w:tcW w:w="520" w:type="dxa"/>
-          </w:tcPr>
-          <w:p>
-            <w:pPr>
+            <w:vAlign w:val="center"/>
+          </w:tcPr>
+          <w:p>
+            <w:pPr>
+              <w:jc w:val="both"/>
               <w:rPr>
                 <w:rFonts w:asciiTheme="minorEastAsia" w:eastAsiaTheme="minorEastAsia" w:hAnsiTheme="minorEastAsia"/>
               </w:rPr>
@@ -3658,9 +3828,11 @@
         <w:tc>
           <w:tcPr>
             <w:tcW w:w="520" w:type="dxa"/>
-          </w:tcPr>
-          <w:p>
-            <w:pPr>
+            <w:vAlign w:val="center"/>
+          </w:tcPr>
+          <w:p>
+            <w:pPr>
+              <w:jc w:val="both"/>
               <w:rPr>
                 <w:rFonts w:asciiTheme="minorEastAsia" w:eastAsiaTheme="minorEastAsia" w:hAnsiTheme="minorEastAsia"/>
               </w:rPr>
@@ -3670,9 +3842,11 @@
         <w:tc>
           <w:tcPr>
             <w:tcW w:w="767" w:type="dxa"/>
-          </w:tcPr>
-          <w:p>
-            <w:pPr>
+            <w:vAlign w:val="center"/>
+          </w:tcPr>
+          <w:p>
+            <w:pPr>
+              <w:jc w:val="both"/>
               <w:rPr>
                 <w:rFonts w:asciiTheme="minorEastAsia" w:eastAsiaTheme="minorEastAsia" w:hAnsiTheme="minorEastAsia"/>
               </w:rPr>
@@ -3682,9 +3856,11 @@
         <w:tc>
           <w:tcPr>
             <w:tcW w:w="851" w:type="dxa"/>
-          </w:tcPr>
-          <w:p>
-            <w:pPr>
+            <w:vAlign w:val="center"/>
+          </w:tcPr>
+          <w:p>
+            <w:pPr>
+              <w:jc w:val="both"/>
               <w:rPr>
                 <w:rFonts w:asciiTheme="minorEastAsia" w:eastAsiaTheme="minorEastAsia" w:hAnsiTheme="minorEastAsia"/>
               </w:rPr>
@@ -3694,9 +3870,11 @@
         <w:tc>
           <w:tcPr>
             <w:tcW w:w="992" w:type="dxa"/>
-          </w:tcPr>
-          <w:p>
-            <w:pPr>
+            <w:vAlign w:val="center"/>
+          </w:tcPr>
+          <w:p>
+            <w:pPr>
+              <w:jc w:val="both"/>
               <w:rPr>
                 <w:rFonts w:asciiTheme="minorEastAsia" w:eastAsiaTheme="minorEastAsia" w:hAnsiTheme="minorEastAsia"/>
               </w:rPr>
@@ -3705,12 +3883,6 @@
         </w:tc>
       </w:tr>
       <w:tr>
-        <w:tblPrEx>
-          <w:tblCellMar>
-            <w:top w:w="0" w:type="dxa"/>
-            <w:bottom w:w="0" w:type="dxa"/>
-          </w:tblCellMar>
-        </w:tblPrEx>
         <w:trPr>
           <w:trHeight w:val="440"/>
         </w:trPr>
@@ -3737,9 +3909,11 @@
         <w:tc>
           <w:tcPr>
             <w:tcW w:w="1440" w:type="dxa"/>
-          </w:tcPr>
-          <w:p>
-            <w:pPr>
+            <w:vAlign w:val="center"/>
+          </w:tcPr>
+          <w:p>
+            <w:pPr>
+              <w:jc w:val="center"/>
               <w:rPr>
                 <w:rFonts w:asciiTheme="minorEastAsia" w:eastAsiaTheme="minorEastAsia" w:hAnsiTheme="minorEastAsia"/>
               </w:rPr>
@@ -3749,9 +3923,11 @@
         <w:tc>
           <w:tcPr>
             <w:tcW w:w="1440" w:type="dxa"/>
-          </w:tcPr>
-          <w:p>
-            <w:pPr>
+            <w:vAlign w:val="center"/>
+          </w:tcPr>
+          <w:p>
+            <w:pPr>
+              <w:jc w:val="center"/>
               <w:rPr>
                 <w:rFonts w:asciiTheme="minorEastAsia" w:eastAsiaTheme="minorEastAsia" w:hAnsiTheme="minorEastAsia"/>
               </w:rPr>
@@ -3761,9 +3937,11 @@
         <w:tc>
           <w:tcPr>
             <w:tcW w:w="3480" w:type="dxa"/>
-          </w:tcPr>
-          <w:p>
-            <w:pPr>
+            <w:vAlign w:val="center"/>
+          </w:tcPr>
+          <w:p>
+            <w:pPr>
+              <w:jc w:val="both"/>
               <w:rPr>
                 <w:rFonts w:asciiTheme="minorEastAsia" w:eastAsiaTheme="minorEastAsia" w:hAnsiTheme="minorEastAsia"/>
               </w:rPr>
@@ -3773,9 +3951,11 @@
         <w:tc>
           <w:tcPr>
             <w:tcW w:w="520" w:type="dxa"/>
-          </w:tcPr>
-          <w:p>
-            <w:pPr>
+            <w:vAlign w:val="center"/>
+          </w:tcPr>
+          <w:p>
+            <w:pPr>
+              <w:jc w:val="both"/>
               <w:rPr>
                 <w:rFonts w:asciiTheme="minorEastAsia" w:eastAsiaTheme="minorEastAsia" w:hAnsiTheme="minorEastAsia"/>
               </w:rPr>
@@ -3785,9 +3965,11 @@
         <w:tc>
           <w:tcPr>
             <w:tcW w:w="520" w:type="dxa"/>
-          </w:tcPr>
-          <w:p>
-            <w:pPr>
+            <w:vAlign w:val="center"/>
+          </w:tcPr>
+          <w:p>
+            <w:pPr>
+              <w:jc w:val="both"/>
               <w:rPr>
                 <w:rFonts w:asciiTheme="minorEastAsia" w:eastAsiaTheme="minorEastAsia" w:hAnsiTheme="minorEastAsia"/>
               </w:rPr>
@@ -3797,9 +3979,11 @@
         <w:tc>
           <w:tcPr>
             <w:tcW w:w="767" w:type="dxa"/>
-          </w:tcPr>
-          <w:p>
-            <w:pPr>
+            <w:vAlign w:val="center"/>
+          </w:tcPr>
+          <w:p>
+            <w:pPr>
+              <w:jc w:val="both"/>
               <w:rPr>
                 <w:rFonts w:asciiTheme="minorEastAsia" w:eastAsiaTheme="minorEastAsia" w:hAnsiTheme="minorEastAsia"/>
               </w:rPr>
@@ -3809,9 +3993,11 @@
         <w:tc>
           <w:tcPr>
             <w:tcW w:w="851" w:type="dxa"/>
-          </w:tcPr>
-          <w:p>
-            <w:pPr>
+            <w:vAlign w:val="center"/>
+          </w:tcPr>
+          <w:p>
+            <w:pPr>
+              <w:jc w:val="both"/>
               <w:rPr>
                 <w:rFonts w:asciiTheme="minorEastAsia" w:eastAsiaTheme="minorEastAsia" w:hAnsiTheme="minorEastAsia"/>
               </w:rPr>
@@ -3821,9 +4007,11 @@
         <w:tc>
           <w:tcPr>
             <w:tcW w:w="992" w:type="dxa"/>
-          </w:tcPr>
-          <w:p>
-            <w:pPr>
+            <w:vAlign w:val="center"/>
+          </w:tcPr>
+          <w:p>
+            <w:pPr>
+              <w:jc w:val="both"/>
               <w:rPr>
                 <w:rFonts w:asciiTheme="minorEastAsia" w:eastAsiaTheme="minorEastAsia" w:hAnsiTheme="minorEastAsia"/>
               </w:rPr>
@@ -3846,7 +4034,7 @@
         </w:rPr>
         <w:sectPr>
           <w:pgSz w:w="11906" w:h="16838" w:code="9"/>
-          <w:pgMar w:top="1440" w:right="707" w:bottom="1134" w:left="737" w:header="851" w:footer="992" w:gutter="0"/>
+          <w:pgMar w:top="1440" w:right="707" w:bottom="1134" w:left="737" w:header="851" w:footer="850" w:gutter="0"/>
           <w:cols w:space="425"/>
           <w:docGrid w:type="lines" w:linePitch="360"/>
         </w:sectPr>
@@ -3930,7 +4118,6 @@
                           <w:p>
                             <w:pPr>
                               <w:rPr>
-                                <w:rFonts w:hint="eastAsia"/>
                                 <w:sz w:val="20"/>
                               </w:rPr>
                             </w:pPr>
@@ -3959,7 +4146,6 @@
                           <w:p>
                             <w:pPr>
                               <w:rPr>
-                                <w:rFonts w:hint="eastAsia"/>
                                 <w:sz w:val="20"/>
                               </w:rPr>
                             </w:pPr>
@@ -4007,18 +4193,26 @@
                               </w:rPr>
                               <w:t xml:space="preserve">　　</w:t>
                             </w:r>
+                            <w:proofErr w:type="gramStart"/>
                             <w:r>
                               <w:rPr>
                                 <w:rFonts w:hint="eastAsia"/>
                                 <w:sz w:val="20"/>
                               </w:rPr>
-                              <w:t>件照收無誤</w:t>
+                              <w:t>件照收</w:t>
+                            </w:r>
+                            <w:proofErr w:type="gramEnd"/>
+                            <w:r>
+                              <w:rPr>
+                                <w:rFonts w:hint="eastAsia"/>
+                                <w:sz w:val="20"/>
+                              </w:rPr>
+                              <w:t>無誤</w:t>
                             </w:r>
                           </w:p>
                           <w:p>
                             <w:pPr>
                               <w:rPr>
-                                <w:rFonts w:hint="eastAsia"/>
                                 <w:sz w:val="20"/>
                               </w:rPr>
                             </w:pPr>
@@ -4040,17 +4234,11 @@
                           <w:p>
                             <w:pPr>
                               <w:rPr>
-                                <w:rFonts w:hint="eastAsia"/>
                                 <w:sz w:val="20"/>
                               </w:rPr>
                             </w:pPr>
                           </w:p>
                           <w:p>
-                            <w:pPr>
-                              <w:rPr>
-                                <w:rFonts w:hint="eastAsia"/>
-                              </w:rPr>
-                            </w:pPr>
                             <w:r>
                               <w:rPr>
                                 <w:rFonts w:hint="eastAsia"/>
@@ -4058,17 +4246,10 @@
                               <w:t>郵資共計　　　　　　　　元</w:t>
                             </w:r>
                           </w:p>
+                          <w:p/>
                           <w:p>
                             <w:pPr>
                               <w:rPr>
-                                <w:rFonts w:hint="eastAsia"/>
-                              </w:rPr>
-                            </w:pPr>
-                          </w:p>
-                          <w:p>
-                            <w:pPr>
-                              <w:rPr>
-                                <w:rFonts w:hint="eastAsia"/>
                                 <w:sz w:val="20"/>
                                 <w:u w:val="single"/>
                               </w:rPr>
@@ -4099,7 +4280,6 @@
                           <w:p>
                             <w:pPr>
                               <w:rPr>
-                                <w:rFonts w:hint="eastAsia"/>
                                 <w:sz w:val="20"/>
                               </w:rPr>
                             </w:pPr>
@@ -4170,7 +4350,6 @@
                           <w:p>
                             <w:pPr>
                               <w:rPr>
-                                <w:rFonts w:hint="eastAsia"/>
                                 <w:sz w:val="20"/>
                               </w:rPr>
                             </w:pPr>
@@ -4179,9 +4358,6 @@
                             <w:pPr>
                               <w:ind w:firstLineChars="1050" w:firstLine="2100"/>
                               <w:jc w:val="right"/>
-                              <w:rPr>
-                                <w:rFonts w:hint="eastAsia"/>
-                              </w:rPr>
                             </w:pPr>
                             <w:r>
                               <w:rPr>
@@ -4575,7 +4751,6 @@
                             <w:pPr>
                               <w:jc w:val="center"/>
                               <w:rPr>
-                                <w:rFonts w:hint="eastAsia"/>
                                 <w:sz w:val="20"/>
                               </w:rPr>
                             </w:pPr>
@@ -4663,7 +4838,25 @@
           <w:sz w:val="16"/>
           <w:szCs w:val="16"/>
         </w:rPr>
-        <w:t>限時掛號、掛號函件與快捷郵件不得同列一單，請將標題塗去其二。</w:t>
+        <w:t>限時掛號、掛號函件與快捷郵件不得同列</w:t>
+      </w:r>
+      <w:proofErr w:type="gramStart"/>
+      <w:r>
+        <w:rPr>
+          <w:rFonts w:asciiTheme="minorEastAsia" w:eastAsiaTheme="minorEastAsia" w:hAnsiTheme="minorEastAsia"/>
+          <w:sz w:val="16"/>
+          <w:szCs w:val="16"/>
+        </w:rPr>
+        <w:t>一</w:t>
+      </w:r>
+      <w:proofErr w:type="gramEnd"/>
+      <w:r>
+        <w:rPr>
+          <w:rFonts w:asciiTheme="minorEastAsia" w:eastAsiaTheme="minorEastAsia" w:hAnsiTheme="minorEastAsia"/>
+          <w:sz w:val="16"/>
+          <w:szCs w:val="16"/>
+        </w:rPr>
+        <w:t>單，請將標題塗去其二。</w:t>
       </w:r>
     </w:p>
     <w:p>
@@ -4713,7 +4906,25 @@
           <w:sz w:val="16"/>
           <w:szCs w:val="16"/>
         </w:rPr>
-        <w:t>將本埠與外埠函件分別列單交寄。</w:t>
+        <w:t>將本埠與外埠函件分別</w:t>
+      </w:r>
+      <w:proofErr w:type="gramStart"/>
+      <w:r>
+        <w:rPr>
+          <w:rFonts w:asciiTheme="minorEastAsia" w:eastAsiaTheme="minorEastAsia" w:hAnsiTheme="minorEastAsia"/>
+          <w:sz w:val="16"/>
+          <w:szCs w:val="16"/>
+        </w:rPr>
+        <w:t>列單交</w:t>
+      </w:r>
+      <w:proofErr w:type="gramEnd"/>
+      <w:r>
+        <w:rPr>
+          <w:rFonts w:asciiTheme="minorEastAsia" w:eastAsiaTheme="minorEastAsia" w:hAnsiTheme="minorEastAsia"/>
+          <w:sz w:val="16"/>
+          <w:szCs w:val="16"/>
+        </w:rPr>
+        <w:t>寄。</w:t>
       </w:r>
     </w:p>
     <w:p>
@@ -4739,7 +4950,61 @@
           <w:sz w:val="16"/>
           <w:szCs w:val="16"/>
         </w:rPr>
-        <w:t>郵件應妥為封裝，如為小包或快捷郵件，內裝易脆物品者，請於封面正面加貼「脆弱郵件小心搬運」紅杯標籤。</w:t>
+        <w:t>郵件應妥為封裝，如為</w:t>
+      </w:r>
+      <w:proofErr w:type="gramStart"/>
+      <w:r>
+        <w:rPr>
+          <w:rFonts w:asciiTheme="minorEastAsia" w:eastAsiaTheme="minorEastAsia" w:hAnsiTheme="minorEastAsia"/>
+          <w:sz w:val="16"/>
+          <w:szCs w:val="16"/>
+        </w:rPr>
+        <w:t>小包或快捷</w:t>
+      </w:r>
+      <w:proofErr w:type="gramEnd"/>
+      <w:r>
+        <w:rPr>
+          <w:rFonts w:asciiTheme="minorEastAsia" w:eastAsiaTheme="minorEastAsia" w:hAnsiTheme="minorEastAsia"/>
+          <w:sz w:val="16"/>
+          <w:szCs w:val="16"/>
+        </w:rPr>
+        <w:t>郵件，</w:t>
+      </w:r>
+      <w:proofErr w:type="gramStart"/>
+      <w:r>
+        <w:rPr>
+          <w:rFonts w:asciiTheme="minorEastAsia" w:eastAsiaTheme="minorEastAsia" w:hAnsiTheme="minorEastAsia"/>
+          <w:sz w:val="16"/>
+          <w:szCs w:val="16"/>
+        </w:rPr>
+        <w:t>內裝易脆</w:t>
+      </w:r>
+      <w:proofErr w:type="gramEnd"/>
+      <w:r>
+        <w:rPr>
+          <w:rFonts w:asciiTheme="minorEastAsia" w:eastAsiaTheme="minorEastAsia" w:hAnsiTheme="minorEastAsia"/>
+          <w:sz w:val="16"/>
+          <w:szCs w:val="16"/>
+        </w:rPr>
+        <w:t>物品者，請於封面正面加貼「脆弱郵件小心搬運」</w:t>
+      </w:r>
+      <w:proofErr w:type="gramStart"/>
+      <w:r>
+        <w:rPr>
+          <w:rFonts w:asciiTheme="minorEastAsia" w:eastAsiaTheme="minorEastAsia" w:hAnsiTheme="minorEastAsia"/>
+          <w:sz w:val="16"/>
+          <w:szCs w:val="16"/>
+        </w:rPr>
+        <w:t>紅杯標籤</w:t>
+      </w:r>
+      <w:proofErr w:type="gramEnd"/>
+      <w:r>
+        <w:rPr>
+          <w:rFonts w:asciiTheme="minorEastAsia" w:eastAsiaTheme="minorEastAsia" w:hAnsiTheme="minorEastAsia"/>
+          <w:sz w:val="16"/>
+          <w:szCs w:val="16"/>
+        </w:rPr>
+        <w:t>。</w:t>
       </w:r>
     </w:p>
     <w:p>
@@ -4765,15 +5030,61 @@
           <w:sz w:val="16"/>
           <w:szCs w:val="16"/>
         </w:rPr>
-        <w:t>如有證明郵資、重量必要者，應由寄件人自行在聯單相關欄內分別註明， 並結填總郵資，交郵局經辦員逐件核對。</w:t>
-      </w:r>
+        <w:t>如有證明郵資、重量必要者，應由寄件人自行在聯單相關欄內分別註明， 並</w:t>
+      </w:r>
+      <w:proofErr w:type="gramStart"/>
       <w:r>
         <w:rPr>
           <w:rFonts w:asciiTheme="minorEastAsia" w:eastAsiaTheme="minorEastAsia" w:hAnsiTheme="minorEastAsia"/>
           <w:sz w:val="16"/>
           <w:szCs w:val="16"/>
         </w:rPr>
-        <w:t>本執據僅作交寄郵件郵資及重量 之證明，不得移作其他用途。</w:t>
+        <w:t>結填總</w:t>
+      </w:r>
+      <w:proofErr w:type="gramEnd"/>
+      <w:r>
+        <w:rPr>
+          <w:rFonts w:asciiTheme="minorEastAsia" w:eastAsiaTheme="minorEastAsia" w:hAnsiTheme="minorEastAsia"/>
+          <w:sz w:val="16"/>
+          <w:szCs w:val="16"/>
+        </w:rPr>
+        <w:t>郵資，交郵局</w:t>
+      </w:r>
+      <w:proofErr w:type="gramStart"/>
+      <w:r>
+        <w:rPr>
+          <w:rFonts w:asciiTheme="minorEastAsia" w:eastAsiaTheme="minorEastAsia" w:hAnsiTheme="minorEastAsia"/>
+          <w:sz w:val="16"/>
+          <w:szCs w:val="16"/>
+        </w:rPr>
+        <w:t>經辦員逐件</w:t>
+      </w:r>
+      <w:proofErr w:type="gramEnd"/>
+      <w:r>
+        <w:rPr>
+          <w:rFonts w:asciiTheme="minorEastAsia" w:eastAsiaTheme="minorEastAsia" w:hAnsiTheme="minorEastAsia"/>
+          <w:sz w:val="16"/>
+          <w:szCs w:val="16"/>
+        </w:rPr>
+        <w:t>核對。</w:t>
+      </w:r>
+      <w:proofErr w:type="gramStart"/>
+      <w:r>
+        <w:rPr>
+          <w:rFonts w:asciiTheme="minorEastAsia" w:eastAsiaTheme="minorEastAsia" w:hAnsiTheme="minorEastAsia"/>
+          <w:sz w:val="16"/>
+          <w:szCs w:val="16"/>
+        </w:rPr>
+        <w:t>本執據僅作交</w:t>
+      </w:r>
+      <w:proofErr w:type="gramEnd"/>
+      <w:r>
+        <w:rPr>
+          <w:rFonts w:asciiTheme="minorEastAsia" w:eastAsiaTheme="minorEastAsia" w:hAnsiTheme="minorEastAsia"/>
+          <w:sz w:val="16"/>
+          <w:szCs w:val="16"/>
+        </w:rPr>
+        <w:t>寄郵件郵資及重量 之證明，不得移作其他用途。</w:t>
       </w:r>
     </w:p>
     <w:p>
@@ -4801,8 +5112,9 @@
           <w:sz w:val="16"/>
           <w:szCs w:val="16"/>
         </w:rPr>
-        <w:t>日後如須查詢，應於交寄日起</w:t>
-      </w:r>
+        <w:t>日後如須查詢，應於</w:t>
+      </w:r>
+      <w:proofErr w:type="gramStart"/>
       <w:r>
         <w:rPr>
           <w:rFonts w:asciiTheme="minorEastAsia" w:eastAsiaTheme="minorEastAsia" w:hAnsiTheme="minorEastAsia"/>
@@ -4810,8 +5122,9 @@
           <w:sz w:val="16"/>
           <w:szCs w:val="16"/>
         </w:rPr>
-        <w:t>6</w:t>
-      </w:r>
+        <w:t>交寄日起</w:t>
+      </w:r>
+      <w:proofErr w:type="gramEnd"/>
       <w:r>
         <w:rPr>
           <w:rFonts w:asciiTheme="minorEastAsia" w:eastAsiaTheme="minorEastAsia" w:hAnsiTheme="minorEastAsia"/>
@@ -4819,7 +5132,7 @@
           <w:sz w:val="16"/>
           <w:szCs w:val="16"/>
         </w:rPr>
-        <w:t>個月查詢。如上網查詢，請</w:t>
+        <w:t>6</w:t>
       </w:r>
       <w:r>
         <w:rPr>
@@ -4828,7 +5141,36 @@
           <w:sz w:val="16"/>
           <w:szCs w:val="16"/>
         </w:rPr>
-        <w:t>參考本表左上角收寄局局碼及種類碼</w:t>
+        <w:t>個月查詢。如上網查詢，請</w:t>
+      </w:r>
+      <w:r>
+        <w:rPr>
+          <w:rFonts w:asciiTheme="minorEastAsia" w:eastAsiaTheme="minorEastAsia" w:hAnsiTheme="minorEastAsia"/>
+          <w:b/>
+          <w:sz w:val="16"/>
+          <w:szCs w:val="16"/>
+        </w:rPr>
+        <w:t>參考本表左上角收寄局</w:t>
+      </w:r>
+      <w:proofErr w:type="gramStart"/>
+      <w:r>
+        <w:rPr>
+          <w:rFonts w:asciiTheme="minorEastAsia" w:eastAsiaTheme="minorEastAsia" w:hAnsiTheme="minorEastAsia"/>
+          <w:b/>
+          <w:sz w:val="16"/>
+          <w:szCs w:val="16"/>
+        </w:rPr>
+        <w:t>局</w:t>
+      </w:r>
+      <w:proofErr w:type="gramEnd"/>
+      <w:r>
+        <w:rPr>
+          <w:rFonts w:asciiTheme="minorEastAsia" w:eastAsiaTheme="minorEastAsia" w:hAnsiTheme="minorEastAsia"/>
+          <w:b/>
+          <w:sz w:val="16"/>
+          <w:szCs w:val="16"/>
+        </w:rPr>
+        <w:t>碼及種類碼</w:t>
       </w:r>
       <w:r>
         <w:rPr>
@@ -4899,13 +5241,41 @@
           <w:szCs w:val="16"/>
         </w:rPr>
       </w:pPr>
+      <w:proofErr w:type="gramStart"/>
       <w:r>
         <w:rPr>
           <w:rFonts w:asciiTheme="minorEastAsia" w:eastAsiaTheme="minorEastAsia" w:hAnsiTheme="minorEastAsia"/>
           <w:sz w:val="16"/>
           <w:szCs w:val="16"/>
         </w:rPr>
-        <w:t>錢鈔或有價證券請利用報值或保價交寄。</w:t>
+        <w:t>錢鈔或</w:t>
+      </w:r>
+      <w:proofErr w:type="gramEnd"/>
+      <w:r>
+        <w:rPr>
+          <w:rFonts w:asciiTheme="minorEastAsia" w:eastAsiaTheme="minorEastAsia" w:hAnsiTheme="minorEastAsia"/>
+          <w:sz w:val="16"/>
+          <w:szCs w:val="16"/>
+        </w:rPr>
+        <w:t>有價證券請</w:t>
+      </w:r>
+      <w:proofErr w:type="gramStart"/>
+      <w:r>
+        <w:rPr>
+          <w:rFonts w:asciiTheme="minorEastAsia" w:eastAsiaTheme="minorEastAsia" w:hAnsiTheme="minorEastAsia"/>
+          <w:sz w:val="16"/>
+          <w:szCs w:val="16"/>
+        </w:rPr>
+        <w:t>利用報值或保價交寄</w:t>
+      </w:r>
+      <w:proofErr w:type="gramEnd"/>
+      <w:r>
+        <w:rPr>
+          <w:rFonts w:asciiTheme="minorEastAsia" w:eastAsiaTheme="minorEastAsia" w:hAnsiTheme="minorEastAsia"/>
+          <w:sz w:val="16"/>
+          <w:szCs w:val="16"/>
+        </w:rPr>
+        <w:t>。</w:t>
       </w:r>
       <w:r>
         <w:rPr>
@@ -4941,7 +5311,27 @@
           <w:sz w:val="16"/>
           <w:szCs w:val="16"/>
         </w:rPr>
-        <w:t>交寄限時小包掛號或快捷郵件，請詳填內裝物。</w:t>
+        <w:t>交寄限時小包掛號或快捷郵件，請詳</w:t>
+      </w:r>
+      <w:proofErr w:type="gramStart"/>
+      <w:r>
+        <w:rPr>
+          <w:rFonts w:asciiTheme="minorEastAsia" w:eastAsiaTheme="minorEastAsia" w:hAnsiTheme="minorEastAsia"/>
+          <w:color w:val="FF0000"/>
+          <w:sz w:val="16"/>
+          <w:szCs w:val="16"/>
+        </w:rPr>
+        <w:t>填內裝物</w:t>
+      </w:r>
+      <w:proofErr w:type="gramEnd"/>
+      <w:r>
+        <w:rPr>
+          <w:rFonts w:asciiTheme="minorEastAsia" w:eastAsiaTheme="minorEastAsia" w:hAnsiTheme="minorEastAsia"/>
+          <w:color w:val="FF0000"/>
+          <w:sz w:val="16"/>
+          <w:szCs w:val="16"/>
+        </w:rPr>
+        <w:t>。</w:t>
       </w:r>
     </w:p>
     <w:p>
@@ -4953,7 +5343,7 @@
         <w:tabs>
           <w:tab w:val="left" w:pos="284"/>
         </w:tabs>
-        <w:spacing w:line="200" w:lineRule="exact"/>
+        <w:spacing w:line="240" w:lineRule="exact"/>
         <w:ind w:left="284" w:hanging="284"/>
         <w:rPr>
           <w:rFonts w:asciiTheme="minorEastAsia" w:eastAsiaTheme="minorEastAsia" w:hAnsiTheme="minorEastAsia"/>
@@ -4969,8 +5359,9 @@
           <w:sz w:val="16"/>
           <w:szCs w:val="16"/>
         </w:rPr>
-        <w:t>郵件不得裝寄危險物品或禁寄物品，凡裝寄前述物品遭海關</w:t>
-      </w:r>
+        <w:t>郵件不得</w:t>
+      </w:r>
+      <w:proofErr w:type="gramStart"/>
       <w:r>
         <w:rPr>
           <w:rFonts w:asciiTheme="minorEastAsia" w:eastAsiaTheme="minorEastAsia" w:hAnsiTheme="minorEastAsia"/>
@@ -4978,8 +5369,9 @@
           <w:sz w:val="16"/>
           <w:szCs w:val="16"/>
         </w:rPr>
-        <w:t>或</w:t>
-      </w:r>
+        <w:t>裝寄危險</w:t>
+      </w:r>
+      <w:proofErr w:type="gramEnd"/>
       <w:r>
         <w:rPr>
           <w:rFonts w:asciiTheme="minorEastAsia" w:eastAsiaTheme="minorEastAsia" w:hAnsiTheme="minorEastAsia"/>
@@ -4987,200 +5379,65 @@
           <w:sz w:val="16"/>
           <w:szCs w:val="16"/>
         </w:rPr>
-        <w:t>內政部警政署航空警察局扣留或處以罰鍰者，應由寄件人負全部責任。</w:t>
-      </w:r>
-    </w:p>
-    <w:p>
-      <w:pPr>
-        <w:spacing w:line="240" w:lineRule="exact"/>
-        <w:rPr>
-          <w:rFonts w:asciiTheme="minorEastAsia" w:eastAsiaTheme="minorEastAsia" w:hAnsiTheme="minorEastAsia"/>
-          <w:szCs w:val="24"/>
-        </w:rPr>
-        <w:sectPr>
-          <w:type w:val="continuous"/>
-          <w:pgSz w:w="11906" w:h="16838" w:code="9"/>
-          <w:pgMar w:top="1440" w:right="4251" w:bottom="1134" w:left="737" w:header="851" w:footer="992" w:gutter="0"/>
-          <w:cols w:space="425"/>
-          <w:docGrid w:type="lines" w:linePitch="360"/>
-        </w:sectPr>
-      </w:pPr>
-    </w:p>
-    <w:p>
-      <w:pPr>
-        <w:spacing w:line="240" w:lineRule="exact"/>
+        <w:t>物品</w:t>
+      </w:r>
+      <w:proofErr w:type="gramStart"/>
+      <w:r>
         <w:rPr>
           <w:rFonts w:asciiTheme="minorEastAsia" w:eastAsiaTheme="minorEastAsia" w:hAnsiTheme="minorEastAsia"/>
           <w:color w:val="FF0000"/>
           <w:sz w:val="16"/>
           <w:szCs w:val="16"/>
         </w:rPr>
-      </w:pPr>
-      <w:r>
-        <w:rPr>
-          <w:rFonts w:asciiTheme="minorEastAsia" w:eastAsiaTheme="minorEastAsia" w:hAnsiTheme="minorEastAsia"/>
-          <w:noProof/>
-          <w:szCs w:val="24"/>
-        </w:rPr>
-        <mc:AlternateContent>
-          <mc:Choice Requires="wps">
-            <w:drawing>
-              <wp:anchor distT="0" distB="0" distL="114300" distR="114300" simplePos="0" relativeHeight="251656192" behindDoc="0" locked="0" layoutInCell="0" allowOverlap="1" wp14:anchorId="5B80F406" wp14:editId="31C9684E">
-                <wp:simplePos x="0" y="0"/>
-                <wp:positionH relativeFrom="column">
-                  <wp:posOffset>38100</wp:posOffset>
-                </wp:positionH>
-                <wp:positionV relativeFrom="paragraph">
-                  <wp:posOffset>72390</wp:posOffset>
-                </wp:positionV>
-                <wp:extent cx="4406265" cy="224790"/>
-                <wp:effectExtent l="0" t="0" r="0" b="0"/>
-                <wp:wrapNone/>
-                <wp:docPr id="1541147391" name="Text Box 20"/>
-                <wp:cNvGraphicFramePr>
-                  <a:graphicFrameLocks xmlns:a="http://schemas.openxmlformats.org/drawingml/2006/main"/>
-                </wp:cNvGraphicFramePr>
-                <a:graphic xmlns:a="http://schemas.openxmlformats.org/drawingml/2006/main">
-                  <a:graphicData uri="http://schemas.microsoft.com/office/word/2010/wordprocessingShape">
-                    <wps:wsp>
-                      <wps:cNvSpPr txBox="1">
-                        <a:spLocks noChangeArrowheads="1"/>
-                      </wps:cNvSpPr>
-                      <wps:spPr bwMode="auto">
-                        <a:xfrm>
-                          <a:off x="0" y="0"/>
-                          <a:ext cx="4406265" cy="224790"/>
-                        </a:xfrm>
-                        <a:prstGeom prst="rect">
-                          <a:avLst/>
-                        </a:prstGeom>
-                        <a:solidFill>
-                          <a:srgbClr val="FFFFFF"/>
-                        </a:solidFill>
-                        <a:ln>
-                          <a:noFill/>
-                        </a:ln>
-                        <a:extLst>
-                          <a:ext uri="{91240B29-F687-4F45-9708-019B960494DF}">
-                            <a14:hiddenLine xmlns:a14="http://schemas.microsoft.com/office/drawing/2010/main" w="9525">
-                              <a:solidFill>
-                                <a:srgbClr val="000000"/>
-                              </a:solidFill>
-                              <a:miter lim="800000"/>
-                              <a:headEnd/>
-                              <a:tailEnd/>
-                            </a14:hiddenLine>
-                          </a:ext>
-                        </a:extLst>
-                      </wps:spPr>
-                      <wps:txbx>
-                        <w:txbxContent>
-                          <w:p>
-                            <w:pPr>
-                              <w:rPr>
-                                <w:rFonts w:hint="eastAsia"/>
-                                <w:sz w:val="20"/>
-                              </w:rPr>
-                            </w:pPr>
-                            <w:r>
-                              <w:rPr>
-                                <w:rFonts w:hint="eastAsia"/>
-                                <w:sz w:val="20"/>
-                              </w:rPr>
-                              <w:t xml:space="preserve">寄件人簽章：　　　　　　　</w:t>
-                            </w:r>
-                            <w:r>
-                              <w:rPr>
-                                <w:rFonts w:hint="eastAsia"/>
-                                <w:sz w:val="20"/>
-                              </w:rPr>
-                              <w:t xml:space="preserve">　　</w:t>
-                            </w:r>
-                            <w:r>
-                              <w:rPr>
-                                <w:rFonts w:hint="eastAsia"/>
-                                <w:sz w:val="20"/>
-                              </w:rPr>
-                              <w:t>查詢網址：</w:t>
-                            </w:r>
-                            <w:hyperlink r:id="rId8" w:history="1">
-                              <w:r>
-                                <w:rPr>
-                                  <w:rStyle w:val="a5"/>
-                                  <w:rFonts w:hint="eastAsia"/>
-                                  <w:sz w:val="20"/>
-                                </w:rPr>
-                                <w:t>www.post.gov.tw</w:t>
-                              </w:r>
-                            </w:hyperlink>
-                          </w:p>
-                        </w:txbxContent>
-                      </wps:txbx>
-                      <wps:bodyPr rot="0" vert="horz" wrap="square" lIns="0" tIns="0" rIns="0" bIns="0" anchor="t" anchorCtr="0" upright="1">
-                        <a:noAutofit/>
-                      </wps:bodyPr>
-                    </wps:wsp>
-                  </a:graphicData>
-                </a:graphic>
-                <wp14:sizeRelH relativeFrom="page">
-                  <wp14:pctWidth>0</wp14:pctWidth>
-                </wp14:sizeRelH>
-                <wp14:sizeRelV relativeFrom="page">
-                  <wp14:pctHeight>0</wp14:pctHeight>
-                </wp14:sizeRelV>
-              </wp:anchor>
-            </w:drawing>
-          </mc:Choice>
-          <mc:Fallback>
-            <w:pict>
-              <v:shape w14:anchorId="5B80F406" id="Text Box 20" o:spid="_x0000_s1031" type="#_x0000_t202" style="position:absolute;margin-left:3pt;margin-top:5.7pt;width:346.95pt;height:17.7pt;z-index:251656192;visibility:visible;mso-wrap-style:square;mso-width-percent:0;mso-height-percent:0;mso-wrap-distance-left:9pt;mso-wrap-distance-top:0;mso-wrap-distance-right:9pt;mso-wrap-distance-bottom:0;mso-position-horizontal:absolute;mso-position-horizontal-relative:text;mso-position-vertical:absolute;mso-position-vertical-relative:text;mso-width-percent:0;mso-height-percent:0;mso-width-relative:page;mso-height-relative:page;v-text-anchor:top" o:gfxdata="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" o:allowincell="f" stroked="f">
-                <v:textbox inset="0,0,0,0">
-                  <w:txbxContent>
-                    <w:p>
-                      <w:pPr>
-                        <w:rPr>
-                          <w:rFonts w:hint="eastAsia"/>
-                          <w:sz w:val="20"/>
-                        </w:rPr>
-                      </w:pPr>
-                      <w:r>
-                        <w:rPr>
-                          <w:rFonts w:hint="eastAsia"/>
-                          <w:sz w:val="20"/>
-                        </w:rPr>
-                        <w:t xml:space="preserve">寄件人簽章：　　　　　　　</w:t>
-                      </w:r>
-                      <w:r>
-                        <w:rPr>
-                          <w:rFonts w:hint="eastAsia"/>
-                          <w:sz w:val="20"/>
-                        </w:rPr>
-                        <w:t xml:space="preserve">　　</w:t>
-                      </w:r>
-                      <w:r>
-                        <w:rPr>
-                          <w:rFonts w:hint="eastAsia"/>
-                          <w:sz w:val="20"/>
-                        </w:rPr>
-                        <w:t>查詢網址：</w:t>
-                      </w:r>
-                      <w:hyperlink r:id="rId9" w:history="1">
-                        <w:r>
-                          <w:rPr>
-                            <w:rStyle w:val="a5"/>
-                            <w:rFonts w:hint="eastAsia"/>
-                            <w:sz w:val="20"/>
-                          </w:rPr>
-                          <w:t>www.post.gov.tw</w:t>
-                        </w:r>
-                      </w:hyperlink>
-                    </w:p>
-                  </w:txbxContent>
-                </v:textbox>
-              </v:shape>
-            </w:pict>
-          </mc:Fallback>
-        </mc:AlternateContent>
+        <w:t>或禁寄物品</w:t>
+      </w:r>
+      <w:proofErr w:type="gramEnd"/>
+      <w:r>
+        <w:rPr>
+          <w:rFonts w:asciiTheme="minorEastAsia" w:eastAsiaTheme="minorEastAsia" w:hAnsiTheme="minorEastAsia"/>
+          <w:color w:val="FF0000"/>
+          <w:sz w:val="16"/>
+          <w:szCs w:val="16"/>
+        </w:rPr>
+        <w:t>，</w:t>
+      </w:r>
+      <w:proofErr w:type="gramStart"/>
+      <w:r>
+        <w:rPr>
+          <w:rFonts w:asciiTheme="minorEastAsia" w:eastAsiaTheme="minorEastAsia" w:hAnsiTheme="minorEastAsia"/>
+          <w:color w:val="FF0000"/>
+          <w:sz w:val="16"/>
+          <w:szCs w:val="16"/>
+        </w:rPr>
+        <w:t>凡裝寄</w:t>
+      </w:r>
+      <w:proofErr w:type="gramEnd"/>
+      <w:r>
+        <w:rPr>
+          <w:rFonts w:asciiTheme="minorEastAsia" w:eastAsiaTheme="minorEastAsia" w:hAnsiTheme="minorEastAsia"/>
+          <w:color w:val="FF0000"/>
+          <w:sz w:val="16"/>
+          <w:szCs w:val="16"/>
+        </w:rPr>
+        <w:t>前述物品遭海關</w:t>
+      </w:r>
+      <w:r>
+        <w:rPr>
+          <w:rFonts w:asciiTheme="minorEastAsia" w:eastAsiaTheme="minorEastAsia" w:hAnsiTheme="minorEastAsia"/>
+          <w:color w:val="FF0000"/>
+          <w:sz w:val="16"/>
+          <w:szCs w:val="16"/>
+        </w:rPr>
+        <w:t>或</w:t>
+      </w:r>
+      <w:r>
+        <w:rPr>
+          <w:rFonts w:asciiTheme="minorEastAsia" w:eastAsiaTheme="minorEastAsia" w:hAnsiTheme="minorEastAsia"/>
+          <w:color w:val="FF0000"/>
+          <w:sz w:val="16"/>
+          <w:szCs w:val="16"/>
+        </w:rPr>
+        <w:t>內政部警政署航空警察局扣留或處以罰鍰者，應由寄件人負全部責任</w:t>
       </w:r>
     </w:p>
     <w:sectPr>
@@ -5982,6 +6239,50 @@
     <w:lsdException w:name="Subtitle" w:qFormat="1"/>
     <w:lsdException w:name="Strong" w:qFormat="1"/>
     <w:lsdException w:name="Emphasis" w:qFormat="1"/>
+    <w:lsdException w:name="Normal Table" w:semiHidden="1" w:unhideWhenUsed="1"/>
+    <w:lsdException w:name="Table Simple 1" w:semiHidden="1" w:unhideWhenUsed="1"/>
+    <w:lsdException w:name="Table Simple 2" w:semiHidden="1" w:unhideWhenUsed="1"/>
+    <w:lsdException w:name="Table Simple 3" w:semiHidden="1" w:unhideWhenUsed="1"/>
+    <w:lsdException w:name="Table Classic 1" w:semiHidden="1" w:unhideWhenUsed="1"/>
+    <w:lsdException w:name="Table Classic 2" w:semiHidden="1" w:unhideWhenUsed="1"/>
+    <w:lsdException w:name="Table Classic 3" w:semiHidden="1" w:unhideWhenUsed="1"/>
+    <w:lsdException w:name="Table Classic 4" w:semiHidden="1" w:unhideWhenUsed="1"/>
+    <w:lsdException w:name="Table Colorful 1" w:semiHidden="1" w:unhideWhenUsed="1"/>
+    <w:lsdException w:name="Table Colorful 2" w:semiHidden="1" w:unhideWhenUsed="1"/>
+    <w:lsdException w:name="Table Colorful 3" w:semiHidden="1" w:unhideWhenUsed="1"/>
+    <w:lsdException w:name="Table Columns 1" w:semiHidden="1" w:unhideWhenUsed="1"/>
+    <w:lsdException w:name="Table Columns 2" w:semiHidden="1" w:unhideWhenUsed="1"/>
+    <w:lsdException w:name="Table Columns 3" w:semiHidden="1" w:unhideWhenUsed="1"/>
+    <w:lsdException w:name="Table Columns 4" w:semiHidden="1" w:unhideWhenUsed="1"/>
+    <w:lsdException w:name="Table Columns 5" w:semiHidden="1" w:unhideWhenUsed="1"/>
+    <w:lsdException w:name="Table Grid 1" w:semiHidden="1" w:unhideWhenUsed="1"/>
+    <w:lsdException w:name="Table Grid 2" w:semiHidden="1" w:unhideWhenUsed="1"/>
+    <w:lsdException w:name="Table Grid 3" w:semiHidden="1" w:unhideWhenUsed="1"/>
+    <w:lsdException w:name="Table Grid 4" w:semiHidden="1" w:unhideWhenUsed="1"/>
+    <w:lsdException w:name="Table Grid 5" w:semiHidden="1" w:unhideWhenUsed="1"/>
+    <w:lsdException w:name="Table Grid 6" w:semiHidden="1" w:unhideWhenUsed="1"/>
+    <w:lsdException w:name="Table Grid 7" w:semiHidden="1" w:unhideWhenUsed="1"/>
+    <w:lsdException w:name="Table Grid 8" w:semiHidden="1" w:unhideWhenUsed="1"/>
+    <w:lsdException w:name="Table List 1" w:semiHidden="1" w:unhideWhenUsed="1"/>
+    <w:lsdException w:name="Table List 2" w:semiHidden="1" w:unhideWhenUsed="1"/>
+    <w:lsdException w:name="Table List 3" w:semiHidden="1" w:unhideWhenUsed="1"/>
+    <w:lsdException w:name="Table List 4" w:semiHidden="1" w:unhideWhenUsed="1"/>
+    <w:lsdException w:name="Table List 5" w:semiHidden="1" w:unhideWhenUsed="1"/>
+    <w:lsdException w:name="Table List 6" w:semiHidden="1" w:unhideWhenUsed="1"/>
+    <w:lsdException w:name="Table List 7" w:semiHidden="1" w:unhideWhenUsed="1"/>
+    <w:lsdException w:name="Table List 8" w:semiHidden="1" w:unhideWhenUsed="1"/>
+    <w:lsdException w:name="Table 3D effects 1" w:semiHidden="1" w:unhideWhenUsed="1"/>
+    <w:lsdException w:name="Table 3D effects 2" w:semiHidden="1" w:unhideWhenUsed="1"/>
+    <w:lsdException w:name="Table 3D effects 3" w:semiHidden="1" w:unhideWhenUsed="1"/>
+    <w:lsdException w:name="Table Contemporary" w:semiHidden="1" w:unhideWhenUsed="1"/>
+    <w:lsdException w:name="Table Elegant" w:semiHidden="1" w:unhideWhenUsed="1"/>
+    <w:lsdException w:name="Table Professional" w:semiHidden="1" w:unhideWhenUsed="1"/>
+    <w:lsdException w:name="Table Subtle 1" w:semiHidden="1" w:unhideWhenUsed="1"/>
+    <w:lsdException w:name="Table Subtle 2" w:semiHidden="1" w:unhideWhenUsed="1"/>
+    <w:lsdException w:name="Table Web 1" w:semiHidden="1" w:unhideWhenUsed="1"/>
+    <w:lsdException w:name="Table Web 2" w:semiHidden="1" w:unhideWhenUsed="1"/>
+    <w:lsdException w:name="Table Web 3" w:semiHidden="1" w:unhideWhenUsed="1"/>
+    <w:lsdException w:name="Table Theme" w:semiHidden="1" w:unhideWhenUsed="1"/>
     <w:lsdException w:name="Placeholder Text" w:semiHidden="1" w:uiPriority="99"/>
     <w:lsdException w:name="No Spacing" w:uiPriority="1" w:qFormat="1"/>
     <w:lsdException w:name="Light Shading" w:uiPriority="60"/>
@@ -6216,11 +6517,15 @@
   </w:style>
   <w:style w:type="character" w:default="1" w:styleId="a0">
     <w:name w:val="Default Paragraph Font"/>
+    <w:uiPriority w:val="1"/>
     <w:semiHidden/>
+    <w:unhideWhenUsed/>
   </w:style>
   <w:style w:type="table" w:default="1" w:styleId="a1">
     <w:name w:val="Normal Table"/>
+    <w:uiPriority w:val="99"/>
     <w:semiHidden/>
+    <w:unhideWhenUsed/>
     <w:tblPr>
       <w:tblInd w:w="0" w:type="dxa"/>
       <w:tblCellMar>
@@ -6233,7 +6538,9 @@
   </w:style>
   <w:style w:type="numbering" w:default="1" w:styleId="a2">
     <w:name w:val="No List"/>
+    <w:uiPriority w:val="99"/>
     <w:semiHidden/>
+    <w:unhideWhenUsed/>
   </w:style>
   <w:style w:type="paragraph" w:styleId="a3">
     <w:name w:val="Body Text"/>

--- a/交寄大宗限時掛號及掛號函件執據存根2聯單_原始範本.docx
+++ b/交寄大宗限時掛號及掛號函件執據存根2聯單_原始範本.docx
@@ -94,21 +94,12 @@
                                 <w:sz w:val="20"/>
                               </w:rPr>
                             </w:pPr>
-                            <w:proofErr w:type="gramStart"/>
                             <w:r>
                               <w:rPr>
                                 <w:rFonts w:ascii="新細明體" w:hAnsi="新細明體" w:hint="eastAsia"/>
                                 <w:sz w:val="20"/>
                               </w:rPr>
-                              <w:t>收寄局碼</w:t>
-                            </w:r>
-                            <w:proofErr w:type="gramEnd"/>
-                            <w:r>
-                              <w:rPr>
-                                <w:rFonts w:ascii="新細明體" w:hAnsi="新細明體" w:hint="eastAsia"/>
-                                <w:sz w:val="20"/>
-                              </w:rPr>
-                              <w:t xml:space="preserve">    </w:t>
+                              <w:t xml:space="preserve">收寄局碼    </w:t>
                             </w:r>
                             <w:r>
                               <w:rPr>
@@ -223,7 +214,7 @@
                         <w:spacing w:line="280" w:lineRule="exact"/>
                         <w:ind w:firstLineChars="200" w:firstLine="480"/>
                         <w:rPr>
-                          <w:rFonts w:ascii="新細明體" w:hAnsi="新細明體" w:hint="eastAsia"/>
+                          <w:rFonts w:ascii="新細明體" w:hAnsi="新細明體"/>
                           <w:szCs w:val="24"/>
                         </w:rPr>
                       </w:pPr>
@@ -423,7 +414,6 @@
                     <w:p>
                       <w:pPr>
                         <w:rPr>
-                          <w:rFonts w:hint="eastAsia"/>
                           <w:sz w:val="18"/>
                         </w:rPr>
                       </w:pPr>
@@ -608,7 +598,6 @@
                     <w:p>
                       <w:pPr>
                         <w:rPr>
-                          <w:rFonts w:hint="eastAsia"/>
                           <w:u w:val="single"/>
                         </w:rPr>
                       </w:pPr>
@@ -623,7 +612,6 @@
                     <w:p>
                       <w:pPr>
                         <w:rPr>
-                          <w:rFonts w:hint="eastAsia"/>
                           <w:u w:val="single"/>
                         </w:rPr>
                       </w:pPr>
@@ -642,11 +630,6 @@
                       </w:r>
                     </w:p>
                     <w:p>
-                      <w:pPr>
-                        <w:rPr>
-                          <w:rFonts w:hint="eastAsia"/>
-                        </w:rPr>
-                      </w:pPr>
                       <w:r>
                         <w:rPr>
                           <w:rFonts w:hint="eastAsia"/>
@@ -677,7 +660,6 @@
                     <w:p>
                       <w:pPr>
                         <w:rPr>
-                          <w:rFonts w:hint="eastAsia"/>
                           <w:u w:val="single"/>
                         </w:rPr>
                       </w:pPr>
@@ -807,7 +789,7 @@
           <w:rFonts w:asciiTheme="minorEastAsia" w:eastAsiaTheme="minorEastAsia" w:hAnsiTheme="minorEastAsia"/>
           <w:sz w:val="22"/>
         </w:rPr>
-        <w:t>寄件人代表　　　　　　　　　　詳細地址：</w:t>
+        <w:t>寄件人代表　　　　　　　　　詳細地址：</w:t>
       </w:r>
       <w:r>
         <w:rPr>
@@ -822,7 +804,7 @@
           <w:rFonts w:asciiTheme="minorEastAsia" w:eastAsiaTheme="minorEastAsia" w:hAnsiTheme="minorEastAsia"/>
           <w:u w:val="single"/>
         </w:rPr>
-        <w:t xml:space="preserve">　　　　　　　　　　</w:t>
+        <w:t xml:space="preserve">　　　　　　　　　</w:t>
       </w:r>
       <w:r>
         <w:rPr>
@@ -4193,21 +4175,12 @@
                               </w:rPr>
                               <w:t xml:space="preserve">　　</w:t>
                             </w:r>
-                            <w:proofErr w:type="gramStart"/>
                             <w:r>
                               <w:rPr>
                                 <w:rFonts w:hint="eastAsia"/>
                                 <w:sz w:val="20"/>
                               </w:rPr>
-                              <w:t>件照收</w:t>
-                            </w:r>
-                            <w:proofErr w:type="gramEnd"/>
-                            <w:r>
-                              <w:rPr>
-                                <w:rFonts w:hint="eastAsia"/>
-                                <w:sz w:val="20"/>
-                              </w:rPr>
-                              <w:t>無誤</w:t>
+                              <w:t>件照收無誤</w:t>
                             </w:r>
                           </w:p>
                           <w:p>
@@ -4406,7 +4379,6 @@
                     <w:p>
                       <w:pPr>
                         <w:rPr>
-                          <w:rFonts w:hint="eastAsia"/>
                           <w:sz w:val="20"/>
                         </w:rPr>
                       </w:pPr>
@@ -4435,7 +4407,6 @@
                     <w:p>
                       <w:pPr>
                         <w:rPr>
-                          <w:rFonts w:hint="eastAsia"/>
                           <w:sz w:val="20"/>
                         </w:rPr>
                       </w:pPr>
@@ -4494,7 +4465,6 @@
                     <w:p>
                       <w:pPr>
                         <w:rPr>
-                          <w:rFonts w:hint="eastAsia"/>
                           <w:sz w:val="20"/>
                         </w:rPr>
                       </w:pPr>
@@ -4516,17 +4486,11 @@
                     <w:p>
                       <w:pPr>
                         <w:rPr>
-                          <w:rFonts w:hint="eastAsia"/>
                           <w:sz w:val="20"/>
                         </w:rPr>
                       </w:pPr>
                     </w:p>
                     <w:p>
-                      <w:pPr>
-                        <w:rPr>
-                          <w:rFonts w:hint="eastAsia"/>
-                        </w:rPr>
-                      </w:pPr>
                       <w:r>
                         <w:rPr>
                           <w:rFonts w:hint="eastAsia"/>
@@ -4534,17 +4498,10 @@
                         <w:t>郵資共計　　　　　　　　元</w:t>
                       </w:r>
                     </w:p>
+                    <w:p/>
                     <w:p>
                       <w:pPr>
                         <w:rPr>
-                          <w:rFonts w:hint="eastAsia"/>
-                        </w:rPr>
-                      </w:pPr>
-                    </w:p>
-                    <w:p>
-                      <w:pPr>
-                        <w:rPr>
-                          <w:rFonts w:hint="eastAsia"/>
                           <w:sz w:val="20"/>
                           <w:u w:val="single"/>
                         </w:rPr>
@@ -4575,7 +4532,6 @@
                     <w:p>
                       <w:pPr>
                         <w:rPr>
-                          <w:rFonts w:hint="eastAsia"/>
                           <w:sz w:val="20"/>
                         </w:rPr>
                       </w:pPr>
@@ -4646,7 +4602,6 @@
                     <w:p>
                       <w:pPr>
                         <w:rPr>
-                          <w:rFonts w:hint="eastAsia"/>
                           <w:sz w:val="20"/>
                         </w:rPr>
                       </w:pPr>
@@ -4655,9 +4610,6 @@
                       <w:pPr>
                         <w:ind w:firstLineChars="1050" w:firstLine="2100"/>
                         <w:jc w:val="right"/>
-                        <w:rPr>
-                          <w:rFonts w:hint="eastAsia"/>
-                        </w:rPr>
                       </w:pPr>
                       <w:r>
                         <w:rPr>
@@ -4788,7 +4740,6 @@
                       <w:pPr>
                         <w:jc w:val="center"/>
                         <w:rPr>
-                          <w:rFonts w:hint="eastAsia"/>
                           <w:sz w:val="20"/>
                         </w:rPr>
                       </w:pPr>
@@ -4838,25 +4789,7 @@
           <w:sz w:val="16"/>
           <w:szCs w:val="16"/>
         </w:rPr>
-        <w:t>限時掛號、掛號函件與快捷郵件不得同列</w:t>
-      </w:r>
-      <w:proofErr w:type="gramStart"/>
-      <w:r>
-        <w:rPr>
-          <w:rFonts w:asciiTheme="minorEastAsia" w:eastAsiaTheme="minorEastAsia" w:hAnsiTheme="minorEastAsia"/>
-          <w:sz w:val="16"/>
-          <w:szCs w:val="16"/>
-        </w:rPr>
-        <w:t>一</w:t>
-      </w:r>
-      <w:proofErr w:type="gramEnd"/>
-      <w:r>
-        <w:rPr>
-          <w:rFonts w:asciiTheme="minorEastAsia" w:eastAsiaTheme="minorEastAsia" w:hAnsiTheme="minorEastAsia"/>
-          <w:sz w:val="16"/>
-          <w:szCs w:val="16"/>
-        </w:rPr>
-        <w:t>單，請將標題塗去其二。</w:t>
+        <w:t>限時掛號、掛號函件與快捷郵件不得同列一單，請將標題塗去其二。</w:t>
       </w:r>
     </w:p>
     <w:p>
@@ -4906,25 +4839,7 @@
           <w:sz w:val="16"/>
           <w:szCs w:val="16"/>
         </w:rPr>
-        <w:t>將本埠與外埠函件分別</w:t>
-      </w:r>
-      <w:proofErr w:type="gramStart"/>
-      <w:r>
-        <w:rPr>
-          <w:rFonts w:asciiTheme="minorEastAsia" w:eastAsiaTheme="minorEastAsia" w:hAnsiTheme="minorEastAsia"/>
-          <w:sz w:val="16"/>
-          <w:szCs w:val="16"/>
-        </w:rPr>
-        <w:t>列單交</w:t>
-      </w:r>
-      <w:proofErr w:type="gramEnd"/>
-      <w:r>
-        <w:rPr>
-          <w:rFonts w:asciiTheme="minorEastAsia" w:eastAsiaTheme="minorEastAsia" w:hAnsiTheme="minorEastAsia"/>
-          <w:sz w:val="16"/>
-          <w:szCs w:val="16"/>
-        </w:rPr>
-        <w:t>寄。</w:t>
+        <w:t>將本埠與外埠函件分別列單交寄。</w:t>
       </w:r>
     </w:p>
     <w:p>
@@ -4950,61 +4865,7 @@
           <w:sz w:val="16"/>
           <w:szCs w:val="16"/>
         </w:rPr>
-        <w:t>郵件應妥為封裝，如為</w:t>
-      </w:r>
-      <w:proofErr w:type="gramStart"/>
-      <w:r>
-        <w:rPr>
-          <w:rFonts w:asciiTheme="minorEastAsia" w:eastAsiaTheme="minorEastAsia" w:hAnsiTheme="minorEastAsia"/>
-          <w:sz w:val="16"/>
-          <w:szCs w:val="16"/>
-        </w:rPr>
-        <w:t>小包或快捷</w:t>
-      </w:r>
-      <w:proofErr w:type="gramEnd"/>
-      <w:r>
-        <w:rPr>
-          <w:rFonts w:asciiTheme="minorEastAsia" w:eastAsiaTheme="minorEastAsia" w:hAnsiTheme="minorEastAsia"/>
-          <w:sz w:val="16"/>
-          <w:szCs w:val="16"/>
-        </w:rPr>
-        <w:t>郵件，</w:t>
-      </w:r>
-      <w:proofErr w:type="gramStart"/>
-      <w:r>
-        <w:rPr>
-          <w:rFonts w:asciiTheme="minorEastAsia" w:eastAsiaTheme="minorEastAsia" w:hAnsiTheme="minorEastAsia"/>
-          <w:sz w:val="16"/>
-          <w:szCs w:val="16"/>
-        </w:rPr>
-        <w:t>內裝易脆</w:t>
-      </w:r>
-      <w:proofErr w:type="gramEnd"/>
-      <w:r>
-        <w:rPr>
-          <w:rFonts w:asciiTheme="minorEastAsia" w:eastAsiaTheme="minorEastAsia" w:hAnsiTheme="minorEastAsia"/>
-          <w:sz w:val="16"/>
-          <w:szCs w:val="16"/>
-        </w:rPr>
-        <w:t>物品者，請於封面正面加貼「脆弱郵件小心搬運」</w:t>
-      </w:r>
-      <w:proofErr w:type="gramStart"/>
-      <w:r>
-        <w:rPr>
-          <w:rFonts w:asciiTheme="minorEastAsia" w:eastAsiaTheme="minorEastAsia" w:hAnsiTheme="minorEastAsia"/>
-          <w:sz w:val="16"/>
-          <w:szCs w:val="16"/>
-        </w:rPr>
-        <w:t>紅杯標籤</w:t>
-      </w:r>
-      <w:proofErr w:type="gramEnd"/>
-      <w:r>
-        <w:rPr>
-          <w:rFonts w:asciiTheme="minorEastAsia" w:eastAsiaTheme="minorEastAsia" w:hAnsiTheme="minorEastAsia"/>
-          <w:sz w:val="16"/>
-          <w:szCs w:val="16"/>
-        </w:rPr>
-        <w:t>。</w:t>
+        <w:t>郵件應妥為封裝，如為小包或快捷郵件，內裝易脆物品者，請於封面正面加貼「脆弱郵件小心搬運」紅杯標籤。</w:t>
       </w:r>
     </w:p>
     <w:p>
@@ -5030,61 +4891,15 @@
           <w:sz w:val="16"/>
           <w:szCs w:val="16"/>
         </w:rPr>
-        <w:t>如有證明郵資、重量必要者，應由寄件人自行在聯單相關欄內分別註明， 並</w:t>
+        <w:t>如有證明郵資、重量必要者，應由寄件人自行在聯單相關欄內分別註明， 並結填總郵資，交郵局經辦員逐件核對。</w:t>
       </w:r>
-      <w:proofErr w:type="gramStart"/>
       <w:r>
         <w:rPr>
           <w:rFonts w:asciiTheme="minorEastAsia" w:eastAsiaTheme="minorEastAsia" w:hAnsiTheme="minorEastAsia"/>
           <w:sz w:val="16"/>
           <w:szCs w:val="16"/>
         </w:rPr>
-        <w:t>結填總</w:t>
-      </w:r>
-      <w:proofErr w:type="gramEnd"/>
-      <w:r>
-        <w:rPr>
-          <w:rFonts w:asciiTheme="minorEastAsia" w:eastAsiaTheme="minorEastAsia" w:hAnsiTheme="minorEastAsia"/>
-          <w:sz w:val="16"/>
-          <w:szCs w:val="16"/>
-        </w:rPr>
-        <w:t>郵資，交郵局</w:t>
-      </w:r>
-      <w:proofErr w:type="gramStart"/>
-      <w:r>
-        <w:rPr>
-          <w:rFonts w:asciiTheme="minorEastAsia" w:eastAsiaTheme="minorEastAsia" w:hAnsiTheme="minorEastAsia"/>
-          <w:sz w:val="16"/>
-          <w:szCs w:val="16"/>
-        </w:rPr>
-        <w:t>經辦員逐件</w:t>
-      </w:r>
-      <w:proofErr w:type="gramEnd"/>
-      <w:r>
-        <w:rPr>
-          <w:rFonts w:asciiTheme="minorEastAsia" w:eastAsiaTheme="minorEastAsia" w:hAnsiTheme="minorEastAsia"/>
-          <w:sz w:val="16"/>
-          <w:szCs w:val="16"/>
-        </w:rPr>
-        <w:t>核對。</w:t>
-      </w:r>
-      <w:proofErr w:type="gramStart"/>
-      <w:r>
-        <w:rPr>
-          <w:rFonts w:asciiTheme="minorEastAsia" w:eastAsiaTheme="minorEastAsia" w:hAnsiTheme="minorEastAsia"/>
-          <w:sz w:val="16"/>
-          <w:szCs w:val="16"/>
-        </w:rPr>
-        <w:t>本執據僅作交</w:t>
-      </w:r>
-      <w:proofErr w:type="gramEnd"/>
-      <w:r>
-        <w:rPr>
-          <w:rFonts w:asciiTheme="minorEastAsia" w:eastAsiaTheme="minorEastAsia" w:hAnsiTheme="minorEastAsia"/>
-          <w:sz w:val="16"/>
-          <w:szCs w:val="16"/>
-        </w:rPr>
-        <w:t>寄郵件郵資及重量 之證明，不得移作其他用途。</w:t>
+        <w:t>本執據僅作交寄郵件郵資及重量 之證明，不得移作其他用途。</w:t>
       </w:r>
     </w:p>
     <w:p>
@@ -5112,19 +4927,8 @@
           <w:sz w:val="16"/>
           <w:szCs w:val="16"/>
         </w:rPr>
-        <w:t>日後如須查詢，應於</w:t>
+        <w:t>日後如須查詢，應於交寄日起</w:t>
       </w:r>
-      <w:proofErr w:type="gramStart"/>
-      <w:r>
-        <w:rPr>
-          <w:rFonts w:asciiTheme="minorEastAsia" w:eastAsiaTheme="minorEastAsia" w:hAnsiTheme="minorEastAsia"/>
-          <w:b/>
-          <w:sz w:val="16"/>
-          <w:szCs w:val="16"/>
-        </w:rPr>
-        <w:t>交寄日起</w:t>
-      </w:r>
-      <w:proofErr w:type="gramEnd"/>
       <w:r>
         <w:rPr>
           <w:rFonts w:asciiTheme="minorEastAsia" w:eastAsiaTheme="minorEastAsia" w:hAnsiTheme="minorEastAsia"/>
@@ -5150,27 +4954,7 @@
           <w:sz w:val="16"/>
           <w:szCs w:val="16"/>
         </w:rPr>
-        <w:t>參考本表左上角收寄局</w:t>
-      </w:r>
-      <w:proofErr w:type="gramStart"/>
-      <w:r>
-        <w:rPr>
-          <w:rFonts w:asciiTheme="minorEastAsia" w:eastAsiaTheme="minorEastAsia" w:hAnsiTheme="minorEastAsia"/>
-          <w:b/>
-          <w:sz w:val="16"/>
-          <w:szCs w:val="16"/>
-        </w:rPr>
-        <w:t>局</w:t>
-      </w:r>
-      <w:proofErr w:type="gramEnd"/>
-      <w:r>
-        <w:rPr>
-          <w:rFonts w:asciiTheme="minorEastAsia" w:eastAsiaTheme="minorEastAsia" w:hAnsiTheme="minorEastAsia"/>
-          <w:b/>
-          <w:sz w:val="16"/>
-          <w:szCs w:val="16"/>
-        </w:rPr>
-        <w:t>碼及種類碼</w:t>
+        <w:t>參考本表左上角收寄局局碼及種類碼</w:t>
       </w:r>
       <w:r>
         <w:rPr>
@@ -5241,41 +5025,13 @@
           <w:szCs w:val="16"/>
         </w:rPr>
       </w:pPr>
-      <w:proofErr w:type="gramStart"/>
       <w:r>
         <w:rPr>
           <w:rFonts w:asciiTheme="minorEastAsia" w:eastAsiaTheme="minorEastAsia" w:hAnsiTheme="minorEastAsia"/>
           <w:sz w:val="16"/>
           <w:szCs w:val="16"/>
         </w:rPr>
-        <w:t>錢鈔或</w:t>
-      </w:r>
-      <w:proofErr w:type="gramEnd"/>
-      <w:r>
-        <w:rPr>
-          <w:rFonts w:asciiTheme="minorEastAsia" w:eastAsiaTheme="minorEastAsia" w:hAnsiTheme="minorEastAsia"/>
-          <w:sz w:val="16"/>
-          <w:szCs w:val="16"/>
-        </w:rPr>
-        <w:t>有價證券請</w:t>
-      </w:r>
-      <w:proofErr w:type="gramStart"/>
-      <w:r>
-        <w:rPr>
-          <w:rFonts w:asciiTheme="minorEastAsia" w:eastAsiaTheme="minorEastAsia" w:hAnsiTheme="minorEastAsia"/>
-          <w:sz w:val="16"/>
-          <w:szCs w:val="16"/>
-        </w:rPr>
-        <w:t>利用報值或保價交寄</w:t>
-      </w:r>
-      <w:proofErr w:type="gramEnd"/>
-      <w:r>
-        <w:rPr>
-          <w:rFonts w:asciiTheme="minorEastAsia" w:eastAsiaTheme="minorEastAsia" w:hAnsiTheme="minorEastAsia"/>
-          <w:sz w:val="16"/>
-          <w:szCs w:val="16"/>
-        </w:rPr>
-        <w:t>。</w:t>
+        <w:t>錢鈔或有價證券請利用報值或保價交寄。</w:t>
       </w:r>
       <w:r>
         <w:rPr>
@@ -5311,27 +5067,7 @@
           <w:sz w:val="16"/>
           <w:szCs w:val="16"/>
         </w:rPr>
-        <w:t>交寄限時小包掛號或快捷郵件，請詳</w:t>
-      </w:r>
-      <w:proofErr w:type="gramStart"/>
-      <w:r>
-        <w:rPr>
-          <w:rFonts w:asciiTheme="minorEastAsia" w:eastAsiaTheme="minorEastAsia" w:hAnsiTheme="minorEastAsia"/>
-          <w:color w:val="FF0000"/>
-          <w:sz w:val="16"/>
-          <w:szCs w:val="16"/>
-        </w:rPr>
-        <w:t>填內裝物</w:t>
-      </w:r>
-      <w:proofErr w:type="gramEnd"/>
-      <w:r>
-        <w:rPr>
-          <w:rFonts w:asciiTheme="minorEastAsia" w:eastAsiaTheme="minorEastAsia" w:hAnsiTheme="minorEastAsia"/>
-          <w:color w:val="FF0000"/>
-          <w:sz w:val="16"/>
-          <w:szCs w:val="16"/>
-        </w:rPr>
-        <w:t>。</w:t>
+        <w:t>交寄限時小包掛號或快捷郵件，請詳填內裝物。</w:t>
       </w:r>
     </w:p>
     <w:p>
@@ -5359,67 +5095,7 @@
           <w:sz w:val="16"/>
           <w:szCs w:val="16"/>
         </w:rPr>
-        <w:t>郵件不得</w:t>
-      </w:r>
-      <w:proofErr w:type="gramStart"/>
-      <w:r>
-        <w:rPr>
-          <w:rFonts w:asciiTheme="minorEastAsia" w:eastAsiaTheme="minorEastAsia" w:hAnsiTheme="minorEastAsia"/>
-          <w:color w:val="FF0000"/>
-          <w:sz w:val="16"/>
-          <w:szCs w:val="16"/>
-        </w:rPr>
-        <w:t>裝寄危險</w:t>
-      </w:r>
-      <w:proofErr w:type="gramEnd"/>
-      <w:r>
-        <w:rPr>
-          <w:rFonts w:asciiTheme="minorEastAsia" w:eastAsiaTheme="minorEastAsia" w:hAnsiTheme="minorEastAsia"/>
-          <w:color w:val="FF0000"/>
-          <w:sz w:val="16"/>
-          <w:szCs w:val="16"/>
-        </w:rPr>
-        <w:t>物品</w:t>
-      </w:r>
-      <w:proofErr w:type="gramStart"/>
-      <w:r>
-        <w:rPr>
-          <w:rFonts w:asciiTheme="minorEastAsia" w:eastAsiaTheme="minorEastAsia" w:hAnsiTheme="minorEastAsia"/>
-          <w:color w:val="FF0000"/>
-          <w:sz w:val="16"/>
-          <w:szCs w:val="16"/>
-        </w:rPr>
-        <w:t>或禁寄物品</w:t>
-      </w:r>
-      <w:proofErr w:type="gramEnd"/>
-      <w:r>
-        <w:rPr>
-          <w:rFonts w:asciiTheme="minorEastAsia" w:eastAsiaTheme="minorEastAsia" w:hAnsiTheme="minorEastAsia"/>
-          <w:color w:val="FF0000"/>
-          <w:sz w:val="16"/>
-          <w:szCs w:val="16"/>
-        </w:rPr>
-        <w:t>，</w:t>
-      </w:r>
-      <w:proofErr w:type="gramStart"/>
-      <w:r>
-        <w:rPr>
-          <w:rFonts w:asciiTheme="minorEastAsia" w:eastAsiaTheme="minorEastAsia" w:hAnsiTheme="minorEastAsia"/>
-          <w:color w:val="FF0000"/>
-          <w:sz w:val="16"/>
-          <w:szCs w:val="16"/>
-        </w:rPr>
-        <w:t>凡裝寄</w:t>
-      </w:r>
-      <w:proofErr w:type="gramEnd"/>
-      <w:r>
-        <w:rPr>
-          <w:rFonts w:asciiTheme="minorEastAsia" w:eastAsiaTheme="minorEastAsia" w:hAnsiTheme="minorEastAsia"/>
-          <w:color w:val="FF0000"/>
-          <w:sz w:val="16"/>
-          <w:szCs w:val="16"/>
-        </w:rPr>
-        <w:t>前述物品遭海關</w:t>
+        <w:t>郵件不得裝寄危險物品或禁寄物品，凡裝寄前述物品遭海關</w:t>
       </w:r>
       <w:r>
         <w:rPr>
